--- a/klagomål/A 53614-2025 FSC-klagomål.docx
+++ b/klagomål/A 53614-2025 FSC-klagomål.docx
@@ -787,7 +787,7 @@
     <w:r>
       <w:tab/>
       <w:tab/>
-      <w:t>2025-11-03</w:t>
+      <w:t>2025-11-04</w:t>
       <w:br/>
       <w:br/>
     </w:r>

--- a/klagomål/A 53614-2025 FSC-klagomål.docx
+++ b/klagomål/A 53614-2025 FSC-klagomål.docx
@@ -787,7 +787,7 @@
     <w:r>
       <w:tab/>
       <w:tab/>
-      <w:t>2025-11-04</w:t>
+      <w:t>2025-11-05</w:t>
       <w:br/>
       <w:br/>
     </w:r>

--- a/klagomål/A 53614-2025 FSC-klagomål.docx
+++ b/klagomål/A 53614-2025 FSC-klagomål.docx
@@ -787,7 +787,7 @@
     <w:r>
       <w:tab/>
       <w:tab/>
-      <w:t>2025-11-05</w:t>
+      <w:t>2025-11-06</w:t>
       <w:br/>
       <w:br/>
     </w:r>

--- a/klagomål/A 53614-2025 FSC-klagomål.docx
+++ b/klagomål/A 53614-2025 FSC-klagomål.docx
@@ -787,7 +787,7 @@
     <w:r>
       <w:tab/>
       <w:tab/>
-      <w:t>2025-11-06</w:t>
+      <w:t>2025-11-07</w:t>
       <w:br/>
       <w:br/>
     </w:r>

--- a/klagomål/A 53614-2025 FSC-klagomål.docx
+++ b/klagomål/A 53614-2025 FSC-klagomål.docx
@@ -787,7 +787,7 @@
     <w:r>
       <w:tab/>
       <w:tab/>
-      <w:t>2025-11-07</w:t>
+      <w:t>2025-11-08</w:t>
       <w:br/>
       <w:br/>
     </w:r>

--- a/klagomål/A 53614-2025 FSC-klagomål.docx
+++ b/klagomål/A 53614-2025 FSC-klagomål.docx
@@ -787,7 +787,7 @@
     <w:r>
       <w:tab/>
       <w:tab/>
-      <w:t>2025-11-08</w:t>
+      <w:t>2025-11-09</w:t>
       <w:br/>
       <w:br/>
     </w:r>

--- a/klagomål/A 53614-2025 FSC-klagomål.docx
+++ b/klagomål/A 53614-2025 FSC-klagomål.docx
@@ -787,7 +787,7 @@
     <w:r>
       <w:tab/>
       <w:tab/>
-      <w:t>2025-11-09</w:t>
+      <w:t>2025-11-10</w:t>
       <w:br/>
       <w:br/>
     </w:r>

--- a/klagomål/A 53614-2025 FSC-klagomål.docx
+++ b/klagomål/A 53614-2025 FSC-klagomål.docx
@@ -787,7 +787,7 @@
     <w:r>
       <w:tab/>
       <w:tab/>
-      <w:t>2025-11-10</w:t>
+      <w:t>2025-11-11</w:t>
       <w:br/>
       <w:br/>
     </w:r>

--- a/klagomål/A 53614-2025 FSC-klagomål.docx
+++ b/klagomål/A 53614-2025 FSC-klagomål.docx
@@ -787,7 +787,7 @@
     <w:r>
       <w:tab/>
       <w:tab/>
-      <w:t>2025-11-11</w:t>
+      <w:t>2025-11-12</w:t>
       <w:br/>
       <w:br/>
     </w:r>

--- a/klagomål/A 53614-2025 FSC-klagomål.docx
+++ b/klagomål/A 53614-2025 FSC-klagomål.docx
@@ -787,7 +787,7 @@
     <w:r>
       <w:tab/>
       <w:tab/>
-      <w:t>2025-11-12</w:t>
+      <w:t>2025-11-13</w:t>
       <w:br/>
       <w:br/>
     </w:r>

--- a/klagomål/A 53614-2025 FSC-klagomål.docx
+++ b/klagomål/A 53614-2025 FSC-klagomål.docx
@@ -191,7 +191,7 @@
     </w:p>
     <w:p>
       <w:r>
-        <w:t>I avverkningsanmälan har följande 1 naturvårdsarter hittats: entita (NT, §4). Av dessa är 1 rödlistade. För rödlistade arter har rödlistekategorin angivits inom parentes. För fridlysta arter anges även paragrafen i Artskyddsförordningen som arten är fridlyst enligt.</w:t>
+        <w:t>I avverkningsanmälan har följande 4 naturvårdsarter hittats: entita (NT, §4), spillkråka (NT, §4), gröngöling (§4) och kungsfågel (§4). Av dessa är 2 rödlistade. För rödlistade arter har rödlistekategorin angivits inom parentes. För fridlysta arter anges även paragrafen i Artskyddsförordningen som arten är fridlyst enligt.</w:t>
       </w:r>
     </w:p>
     <w:p>
@@ -256,7 +256,7 @@
     </w:p>
     <w:p>
       <w:r>
-        <w:t>Följande fridlysta arter har sina livsmiljöer och växtplatser i den avverkningsanmälda skogen: entita (NT, §4).</w:t>
+        <w:t>Följande fridlysta arter har sina livsmiljöer och växtplatser i den avverkningsanmälda skogen: entita (NT, §4), spillkråka (NT, §4), gröngöling (§4) och kungsfågel (§4).</w:t>
       </w:r>
     </w:p>
     <w:p>
@@ -282,6 +282,17 @@
       </w:r>
       <w:r>
         <w:t>, rödlistad som nära hotad och prioriterad art i Skogsvårdslagen, har häckningsrevir i anmälan. Minskningstakten innevarande 10-årsperiod beräknas till 20 (10–30) %. Entitan är ortstrogen och reviret är i genomsnitt omkring 5 hektar, ibland uppåt 20 hektar stort. Entitan är en utpräglad lövskogsfågel som föredrar flerskiktade, gärna högvuxna skogar med inslag av äldre träd och välutvecklat buskskikt. Även alkärr med videsnår hör till de miljöer som utnyttjas. Arten häckar ofta i skogar som är svagt eller inte alls påverkade av skogsbruk, ofta rör det sig om värdekärnor med höga naturvärden. Entitan missgynnas av konventionellt skogsbruk och dess ortstrohet och dåliga spridningsförmåga gör den känslig för fragmentering (Skogsstyrelsen, 2016, SLU Artdatabanken, 2021).</w:t>
+      </w:r>
+    </w:p>
+    <w:p>
+      <w:r>
+        <w:rPr>
+          <w:b/>
+        </w:rPr>
+        <w:t>Spillkråka (NT, §4)</w:t>
+      </w:r>
+      <w:r>
+        <w:t xml:space="preserve"> är rödlistad som nära hotad och ingår i bilaga 1 i EU:s fågeldirektiv. Den minskar i population på grund av minskad tillgång på lämpliga bo- och födoträd och minskad födotillgång. Spillkråkans minskningstakt har uppgått till 19 (24–10) % under de senaste 15 åren. Minskningstakten för den svenska populationen bedöms vara nära gränsvärdet för Sårbar (VU) (A2bc). Skogsbruk med korta omloppstider och täta, homogena ungskogar utgör det största hotet, (SLU Artdatabanken, 2023).</w:t>
       </w:r>
     </w:p>
     <w:p>
@@ -395,7 +406,7 @@
         <w:rPr>
           <w:i/>
         </w:rPr>
-        <w:t>I det avverkningsanmälda skogsområdet har 1 naturvårdsarter varav 1 rödlistade arter sina livsmiljöer och växtplatser.</w:t>
+        <w:t>I det avverkningsanmälda skogsområdet har 4 naturvårdsarter varav 2 rödlistade arter sina livsmiljöer och växtplatser.</w:t>
       </w:r>
     </w:p>
     <w:p>
@@ -659,6 +670,46 @@
         <w:t>SLU Artdatabanken, Uppsala</w:t>
       </w:r>
     </w:p>
+    <w:p>
+      <w:pPr>
+        <w:pStyle w:val="Heading1"/>
+      </w:pPr>
+      <w:r>
+        <w:t>Spillkråka – ekologi samt krav på livsmiljön</w:t>
+      </w:r>
+    </w:p>
+    <w:p>
+      <w:r>
+        <w:t>Spillkråka (NT) är rödlistad som nära hotad, fridlyst enligt §4 Artskyddsförordningen och ingår i bilaga 1 i EU:s fågeldirektiv. Spillkråka lever i både barr- och blandskog liksom i ren lövskog. De tätaste populationerna tenderar att finnas i äldre, variationsrik blandskog med gott om död ved och gamla träd.</w:t>
+      </w:r>
+    </w:p>
+    <w:p>
+      <w:r>
+        <w:t>Varje par utnyttjar 400–1000 hektar skog beroende på skogens kvalitet. En minskning av populationen pågår på grund av minskad tillgång på lämpliga bo- och födoträd och minskad födotillgång. Spillkråkans minskningstakt har uppgått till 19 (24–10) % under de senaste 15 åren. Minskningstakten för den svenska populationen bedöms vara nära gränsvärdet för Sårbar (VU) (A2bc). Skogsbruk med korta omloppstider och täta, homogena ungskogar utgör det största hotet (Artdatabanken 2023).</w:t>
+      </w:r>
+    </w:p>
+    <w:p>
+      <w:pPr>
+        <w:pStyle w:val="Heading2"/>
+      </w:pPr>
+      <w:r>
+        <w:t>Referenser – spillkråka</w:t>
+      </w:r>
+    </w:p>
+    <w:p>
+      <w:r>
+        <w:t xml:space="preserve">SLU Artdatabanken, 2021. </w:t>
+      </w:r>
+      <w:r>
+        <w:rPr>
+          <w:i/>
+        </w:rPr>
+        <w:t xml:space="preserve">Artfaktablad. Naturvård – artfakta. </w:t>
+      </w:r>
+      <w:r>
+        <w:t>SLU Artdatabanken, Uppsala</w:t>
+      </w:r>
+    </w:p>
     <w:sectPr>
       <w:headerReference w:type="even" r:id="rId8"/>
       <w:headerReference w:type="default" r:id="rId9"/>
@@ -787,7 +838,7 @@
     <w:r>
       <w:tab/>
       <w:tab/>
-      <w:t>2025-11-13</w:t>
+      <w:t>2025-11-14</w:t>
       <w:br/>
       <w:br/>
     </w:r>

--- a/klagomål/A 53614-2025 FSC-klagomål.docx
+++ b/klagomål/A 53614-2025 FSC-klagomål.docx
@@ -838,7 +838,7 @@
     <w:r>
       <w:tab/>
       <w:tab/>
-      <w:t>2025-11-14</w:t>
+      <w:t>2025-11-15</w:t>
       <w:br/>
       <w:br/>
     </w:r>

--- a/klagomål/A 53614-2025 FSC-klagomål.docx
+++ b/klagomål/A 53614-2025 FSC-klagomål.docx
@@ -191,7 +191,7 @@
     </w:p>
     <w:p>
       <w:r>
-        <w:t>I avverkningsanmälan har följande 4 naturvårdsarter hittats: entita (NT, §4), spillkråka (NT, §4), gröngöling (§4) och kungsfågel (§4). Av dessa är 2 rödlistade. För rödlistade arter har rödlistekategorin angivits inom parentes. För fridlysta arter anges även paragrafen i Artskyddsförordningen som arten är fridlyst enligt.</w:t>
+        <w:t>I avverkningsanmälan har följande 6 naturvårdsarter hittats: entita (NT, §4), gulsparv (NT, §4), spillkråka (NT, §4), talltita (NT, §4), gröngöling (§4) och kungsfågel (§4). Av dessa är 4 rödlistade. För rödlistade arter har rödlistekategorin angivits inom parentes. För fridlysta arter anges även paragrafen i Artskyddsförordningen som arten är fridlyst enligt.</w:t>
       </w:r>
     </w:p>
     <w:p>
@@ -256,7 +256,7 @@
     </w:p>
     <w:p>
       <w:r>
-        <w:t>Följande fridlysta arter har sina livsmiljöer och växtplatser i den avverkningsanmälda skogen: entita (NT, §4), spillkråka (NT, §4), gröngöling (§4) och kungsfågel (§4).</w:t>
+        <w:t>Följande fridlysta arter har sina livsmiljöer och växtplatser i den avverkningsanmälda skogen: entita (NT, §4), gulsparv (NT, §4), spillkråka (NT, §4), talltita (NT, §4), gröngöling (§4) och kungsfågel (§4).</w:t>
       </w:r>
     </w:p>
     <w:p>
@@ -293,6 +293,17 @@
       </w:r>
       <w:r>
         <w:t xml:space="preserve"> är rödlistad som nära hotad och ingår i bilaga 1 i EU:s fågeldirektiv. Den minskar i population på grund av minskad tillgång på lämpliga bo- och födoträd och minskad födotillgång. Spillkråkans minskningstakt har uppgått till 19 (24–10) % under de senaste 15 åren. Minskningstakten för den svenska populationen bedöms vara nära gränsvärdet för Sårbar (VU) (A2bc). Skogsbruk med korta omloppstider och täta, homogena ungskogar utgör det största hotet, (SLU Artdatabanken, 2023).</w:t>
+      </w:r>
+    </w:p>
+    <w:p>
+      <w:r>
+        <w:rPr>
+          <w:b/>
+        </w:rPr>
+        <w:t>Talltita (NT, §4)</w:t>
+      </w:r>
+      <w:r>
+        <w:t>, rödlistad som nära hotad och prioriterad art i Skogsvårdslagen har häckningsrevir i anmälan. Arten har minskat kraftigt de senaste 30 åren och minskningstakten innevarande 10-årsperiod beräknas till 20 (10–30) %. Talltitan är synnerligen trogen sitt cirka 15 hektar stora revir och är beroende av flerskiktade olikåldriga skogar för att kunna föda upp sina ungar. Talltitan försvinner om dess livsmiljö kalavverkas (Eggers &amp; Low (2014); Ekman (1979); Griesser et al (2007); Klein (2020); Siffczyk et al (2003); SLU Artdatabanken (2021).</w:t>
       </w:r>
     </w:p>
     <w:p>
@@ -406,7 +417,7 @@
         <w:rPr>
           <w:i/>
         </w:rPr>
-        <w:t>I det avverkningsanmälda skogsområdet har 4 naturvårdsarter varav 2 rödlistade arter sina livsmiljöer och växtplatser.</w:t>
+        <w:t>I det avverkningsanmälda skogsområdet har 6 naturvårdsarter varav 4 rödlistade arter sina livsmiljöer och växtplatser.</w:t>
       </w:r>
     </w:p>
     <w:p>
@@ -694,6 +705,126 @@
       </w:pPr>
       <w:r>
         <w:t>Referenser – spillkråka</w:t>
+      </w:r>
+    </w:p>
+    <w:p>
+      <w:r>
+        <w:t xml:space="preserve">SLU Artdatabanken, 2021. </w:t>
+      </w:r>
+      <w:r>
+        <w:rPr>
+          <w:i/>
+        </w:rPr>
+        <w:t xml:space="preserve">Artfaktablad. Naturvård – artfakta. </w:t>
+      </w:r>
+      <w:r>
+        <w:t>SLU Artdatabanken, Uppsala</w:t>
+      </w:r>
+    </w:p>
+    <w:p>
+      <w:pPr>
+        <w:pStyle w:val="Heading1"/>
+      </w:pPr>
+      <w:r>
+        <w:t>Talltita – ekologi samt krav på livsmiljön</w:t>
+      </w:r>
+    </w:p>
+    <w:p>
+      <w:r>
+        <w:t>Talltita är rödlistad som NT, fridlyst och prioriterad art i Skogsvårdslagen. Den omfattas av EU:s fågeldirektiv. Arten har minskat kraftigt de senaste 30 åren och minskningstakten innevarande 10-årsperiod beräknas till 20 (10–30) % (SLU Artdatabanken, 2022).</w:t>
+      </w:r>
+    </w:p>
+    <w:p>
+      <w:r>
+        <w:t>Talltita föredrar större sammanhängande barrskogar, och finns såväl i tallskog som granskog och i lövblandad barrskog. Skogens struktur är viktig och ska helst vara flerskiktad med riklig underväxt av mindre granar, björk och andra lövträd och buskar. Tillgång på murknande högstubbar är särskilt viktig, eftersom talltitan helst själv hackar ut sitt bohål (SLU Artdatabanken, 2022).</w:t>
+      </w:r>
+    </w:p>
+    <w:p>
+      <w:r>
+        <w:t>Det finns flera studier som visar att talltita är känslig för gallring och inte överlever när dess livsmiljö kalavverkas (Eggers and Low, 2014; Griesser et al., 2007; Klein, 2020). Talltitans revir är förhållandevis stora, 10–20 hektar och arten missgynnas när skogen fragmenteras. Kalavverkning av större delar av reviret innebär att det överges (Artdatabanken, 2021).</w:t>
+      </w:r>
+    </w:p>
+    <w:p>
+      <w:r>
+        <w:t>Talltitan är synnerligen trogen sitt revir så länge paret lever och biotopen förblir intakt. Paret stannar i sitt revir året om. En förlust av ett revir har därför en stor inverkan på den lokala populationen och trakthyggesbruket anses vara orsak till den svenska populationens kraftiga minskning. Talltiteparets revirtrohet innebär att närhelst under året man observerar en adult talltita så ingår denna plats i reviret (Siffczyk et al., 2003; Ekman, 1979).</w:t>
+      </w:r>
+    </w:p>
+    <w:p>
+      <w:pPr>
+        <w:pStyle w:val="Heading2"/>
+      </w:pPr>
+      <w:r>
+        <w:t>Referenser – talltita</w:t>
+      </w:r>
+    </w:p>
+    <w:p>
+      <w:r>
+        <w:t xml:space="preserve">Eggers, S., Low, M., 2014. </w:t>
+      </w:r>
+      <w:r>
+        <w:rPr>
+          <w:i/>
+        </w:rPr>
+        <w:t xml:space="preserve">Differential demographic responses of sympatric Parids to vegetation management in boreal forest. </w:t>
+      </w:r>
+      <w:r>
+        <w:t>For. Ecol. Manage. 319, 169–175.</w:t>
+      </w:r>
+    </w:p>
+    <w:p>
+      <w:r>
+        <w:t xml:space="preserve">Ekman, J., 1979. </w:t>
+      </w:r>
+      <w:r>
+        <w:rPr>
+          <w:i/>
+        </w:rPr>
+        <w:t xml:space="preserve">Coherence, composition and territories of winter social groups of the Willow Tit Parus montanus and the Crested Tit P. cristatus. </w:t>
+      </w:r>
+      <w:r>
+        <w:t>Ornis Scandinavica, 10, pp 56–68</w:t>
+      </w:r>
+    </w:p>
+    <w:p>
+      <w:r>
+        <w:t xml:space="preserve">Griesser, M., Nystrand, M., Eggers, S., Ekman, J., 2007. </w:t>
+      </w:r>
+      <w:r>
+        <w:rPr>
+          <w:i/>
+        </w:rPr>
+        <w:t xml:space="preserve">Impact of forestry practices on fitness correlates and population productivity in an open-nesting bird species. </w:t>
+      </w:r>
+      <w:r>
+        <w:t>Conserv. Biol. 21, 767–774. https://doi.org/10.1111/j.1523- 1739.2007.00675.x</w:t>
+      </w:r>
+    </w:p>
+    <w:p>
+      <w:r>
+        <w:t xml:space="preserve">Klein, J., 2020. </w:t>
+      </w:r>
+      <w:r>
+        <w:rPr>
+          <w:i/>
+        </w:rPr>
+        <w:t xml:space="preserve">The forgotten forest – On thinning, retention, and biodiversity in the boreal forest. </w:t>
+      </w:r>
+      <w:r>
+        <w:t>Doctoral Thesis No. 2020:50</w:t>
+      </w:r>
+    </w:p>
+    <w:p>
+      <w:r>
+        <w:t xml:space="preserve">Siffczyk, C., Brotons, L., Kangas, K., Orell, M., 2003. </w:t>
+      </w:r>
+      <w:r>
+        <w:rPr>
+          <w:i/>
+        </w:rPr>
+        <w:t xml:space="preserve">Home range size of willow tits. </w:t>
+      </w:r>
+      <w:r>
+        <w:t>Oecologica, 136, 635–642 (2003)</w:t>
       </w:r>
     </w:p>
     <w:p>
@@ -838,7 +969,7 @@
     <w:r>
       <w:tab/>
       <w:tab/>
-      <w:t>2025-11-15</w:t>
+      <w:t>2025-11-20</w:t>
       <w:br/>
       <w:br/>
     </w:r>

--- a/klagomål/A 53614-2025 FSC-klagomål.docx
+++ b/klagomål/A 53614-2025 FSC-klagomål.docx
@@ -969,7 +969,7 @@
     <w:r>
       <w:tab/>
       <w:tab/>
-      <w:t>2025-11-20</w:t>
+      <w:t>2025-11-21</w:t>
       <w:br/>
       <w:br/>
     </w:r>

--- a/klagomål/A 53614-2025 FSC-klagomål.docx
+++ b/klagomål/A 53614-2025 FSC-klagomål.docx
@@ -969,7 +969,7 @@
     <w:r>
       <w:tab/>
       <w:tab/>
-      <w:t>2025-11-21</w:t>
+      <w:t>2025-11-22</w:t>
       <w:br/>
       <w:br/>
     </w:r>

--- a/klagomål/A 53614-2025 FSC-klagomål.docx
+++ b/klagomål/A 53614-2025 FSC-klagomål.docx
@@ -969,7 +969,7 @@
     <w:r>
       <w:tab/>
       <w:tab/>
-      <w:t>2025-11-22</w:t>
+      <w:t>2025-11-23</w:t>
       <w:br/>
       <w:br/>
     </w:r>

--- a/klagomål/A 53614-2025 FSC-klagomål.docx
+++ b/klagomål/A 53614-2025 FSC-klagomål.docx
@@ -969,7 +969,7 @@
     <w:r>
       <w:tab/>
       <w:tab/>
-      <w:t>2025-11-23</w:t>
+      <w:t>2025-11-24</w:t>
       <w:br/>
       <w:br/>
     </w:r>

--- a/klagomål/A 53614-2025 FSC-klagomål.docx
+++ b/klagomål/A 53614-2025 FSC-klagomål.docx
@@ -969,7 +969,7 @@
     <w:r>
       <w:tab/>
       <w:tab/>
-      <w:t>2025-11-24</w:t>
+      <w:t>2025-11-25</w:t>
       <w:br/>
       <w:br/>
     </w:r>

--- a/klagomål/A 53614-2025 FSC-klagomål.docx
+++ b/klagomål/A 53614-2025 FSC-klagomål.docx
@@ -969,7 +969,7 @@
     <w:r>
       <w:tab/>
       <w:tab/>
-      <w:t>2025-11-25</w:t>
+      <w:t>2025-11-26</w:t>
       <w:br/>
       <w:br/>
     </w:r>

--- a/klagomål/A 53614-2025 FSC-klagomål.docx
+++ b/klagomål/A 53614-2025 FSC-klagomål.docx
@@ -969,7 +969,7 @@
     <w:r>
       <w:tab/>
       <w:tab/>
-      <w:t>2025-11-26</w:t>
+      <w:t>2025-11-27</w:t>
       <w:br/>
       <w:br/>
     </w:r>

--- a/klagomål/A 53614-2025 FSC-klagomål.docx
+++ b/klagomål/A 53614-2025 FSC-klagomål.docx
@@ -969,7 +969,7 @@
     <w:r>
       <w:tab/>
       <w:tab/>
-      <w:t>2025-11-27</w:t>
+      <w:t>2025-11-28</w:t>
       <w:br/>
       <w:br/>
     </w:r>

--- a/klagomål/A 53614-2025 FSC-klagomål.docx
+++ b/klagomål/A 53614-2025 FSC-klagomål.docx
@@ -969,7 +969,7 @@
     <w:r>
       <w:tab/>
       <w:tab/>
-      <w:t>2025-11-28</w:t>
+      <w:t>2025-11-29</w:t>
       <w:br/>
       <w:br/>
     </w:r>

--- a/klagomål/A 53614-2025 FSC-klagomål.docx
+++ b/klagomål/A 53614-2025 FSC-klagomål.docx
@@ -969,7 +969,7 @@
     <w:r>
       <w:tab/>
       <w:tab/>
-      <w:t>2025-11-29</w:t>
+      <w:t>2025-11-30</w:t>
       <w:br/>
       <w:br/>
     </w:r>

--- a/klagomål/A 53614-2025 FSC-klagomål.docx
+++ b/klagomål/A 53614-2025 FSC-klagomål.docx
@@ -969,7 +969,7 @@
     <w:r>
       <w:tab/>
       <w:tab/>
-      <w:t>2025-11-30</w:t>
+      <w:t>2025-12-01</w:t>
       <w:br/>
       <w:br/>
     </w:r>

--- a/klagomål/A 53614-2025 FSC-klagomål.docx
+++ b/klagomål/A 53614-2025 FSC-klagomål.docx
@@ -969,7 +969,7 @@
     <w:r>
       <w:tab/>
       <w:tab/>
-      <w:t>2025-12-01</w:t>
+      <w:t>2025-12-02</w:t>
       <w:br/>
       <w:br/>
     </w:r>

--- a/klagomål/A 53614-2025 FSC-klagomål.docx
+++ b/klagomål/A 53614-2025 FSC-klagomål.docx
@@ -969,7 +969,7 @@
     <w:r>
       <w:tab/>
       <w:tab/>
-      <w:t>2025-12-02</w:t>
+      <w:t>2025-12-03</w:t>
       <w:br/>
       <w:br/>
     </w:r>

--- a/klagomål/A 53614-2025 FSC-klagomål.docx
+++ b/klagomål/A 53614-2025 FSC-klagomål.docx
@@ -969,7 +969,7 @@
     <w:r>
       <w:tab/>
       <w:tab/>
-      <w:t>2025-12-03</w:t>
+      <w:t>2025-12-04</w:t>
       <w:br/>
       <w:br/>
     </w:r>

--- a/klagomål/A 53614-2025 FSC-klagomål.docx
+++ b/klagomål/A 53614-2025 FSC-klagomål.docx
@@ -969,7 +969,7 @@
     <w:r>
       <w:tab/>
       <w:tab/>
-      <w:t>2025-12-04</w:t>
+      <w:t>2025-12-05</w:t>
       <w:br/>
       <w:br/>
     </w:r>

--- a/klagomål/A 53614-2025 FSC-klagomål.docx
+++ b/klagomål/A 53614-2025 FSC-klagomål.docx
@@ -969,7 +969,7 @@
     <w:r>
       <w:tab/>
       <w:tab/>
-      <w:t>2025-12-05</w:t>
+      <w:t>2025-12-06</w:t>
       <w:br/>
       <w:br/>
     </w:r>

--- a/klagomål/A 53614-2025 FSC-klagomål.docx
+++ b/klagomål/A 53614-2025 FSC-klagomål.docx
@@ -969,7 +969,7 @@
     <w:r>
       <w:tab/>
       <w:tab/>
-      <w:t>2025-12-06</w:t>
+      <w:t>2025-12-07</w:t>
       <w:br/>
       <w:br/>
     </w:r>

--- a/klagomål/A 53614-2025 FSC-klagomål.docx
+++ b/klagomål/A 53614-2025 FSC-klagomål.docx
@@ -969,7 +969,7 @@
     <w:r>
       <w:tab/>
       <w:tab/>
-      <w:t>2025-12-07</w:t>
+      <w:t>2025-12-08</w:t>
       <w:br/>
       <w:br/>
     </w:r>

--- a/klagomål/A 53614-2025 FSC-klagomål.docx
+++ b/klagomål/A 53614-2025 FSC-klagomål.docx
@@ -969,7 +969,7 @@
     <w:r>
       <w:tab/>
       <w:tab/>
-      <w:t>2025-12-08</w:t>
+      <w:t>2025-12-09</w:t>
       <w:br/>
       <w:br/>
     </w:r>

--- a/klagomål/A 53614-2025 FSC-klagomål.docx
+++ b/klagomål/A 53614-2025 FSC-klagomål.docx
@@ -969,7 +969,7 @@
     <w:r>
       <w:tab/>
       <w:tab/>
-      <w:t>2025-12-09</w:t>
+      <w:t>2025-12-10</w:t>
       <w:br/>
       <w:br/>
     </w:r>

--- a/klagomål/A 53614-2025 FSC-klagomål.docx
+++ b/klagomål/A 53614-2025 FSC-klagomål.docx
@@ -969,7 +969,7 @@
     <w:r>
       <w:tab/>
       <w:tab/>
-      <w:t>2025-12-10</w:t>
+      <w:t>2025-12-11</w:t>
       <w:br/>
       <w:br/>
     </w:r>

--- a/klagomål/A 53614-2025 FSC-klagomål.docx
+++ b/klagomål/A 53614-2025 FSC-klagomål.docx
@@ -969,7 +969,7 @@
     <w:r>
       <w:tab/>
       <w:tab/>
-      <w:t>2025-12-11</w:t>
+      <w:t>2025-12-12</w:t>
       <w:br/>
       <w:br/>
     </w:r>

--- a/klagomål/A 53614-2025 FSC-klagomål.docx
+++ b/klagomål/A 53614-2025 FSC-klagomål.docx
@@ -969,7 +969,7 @@
     <w:r>
       <w:tab/>
       <w:tab/>
-      <w:t>2025-12-12</w:t>
+      <w:t>2025-12-13</w:t>
       <w:br/>
       <w:br/>
     </w:r>

--- a/klagomål/A 53614-2025 FSC-klagomål.docx
+++ b/klagomål/A 53614-2025 FSC-klagomål.docx
@@ -969,7 +969,7 @@
     <w:r>
       <w:tab/>
       <w:tab/>
-      <w:t>2025-12-19</w:t>
+      <w:t>2025-12-20</w:t>
       <w:br/>
       <w:br/>
     </w:r>

--- a/klagomål/A 53614-2025 FSC-klagomål.docx
+++ b/klagomål/A 53614-2025 FSC-klagomål.docx
@@ -969,7 +969,7 @@
     <w:r>
       <w:tab/>
       <w:tab/>
-      <w:t>2025-12-20</w:t>
+      <w:t>2025-12-21</w:t>
       <w:br/>
       <w:br/>
     </w:r>

--- a/klagomål/A 53614-2025 FSC-klagomål.docx
+++ b/klagomål/A 53614-2025 FSC-klagomål.docx
@@ -969,7 +969,7 @@
     <w:r>
       <w:tab/>
       <w:tab/>
-      <w:t>2025-12-21</w:t>
+      <w:t>2025-12-22</w:t>
       <w:br/>
       <w:br/>
     </w:r>

--- a/klagomål/A 53614-2025 FSC-klagomål.docx
+++ b/klagomål/A 53614-2025 FSC-klagomål.docx
@@ -969,7 +969,7 @@
     <w:r>
       <w:tab/>
       <w:tab/>
-      <w:t>2025-12-22</w:t>
+      <w:t>2025-12-26</w:t>
       <w:br/>
       <w:br/>
     </w:r>

--- a/klagomål/A 53614-2025 FSC-klagomål.docx
+++ b/klagomål/A 53614-2025 FSC-klagomål.docx
@@ -969,7 +969,7 @@
     <w:r>
       <w:tab/>
       <w:tab/>
-      <w:t>2025-12-26</w:t>
+      <w:t>2025-12-28</w:t>
       <w:br/>
       <w:br/>
     </w:r>

--- a/klagomål/A 53614-2025 FSC-klagomål.docx
+++ b/klagomål/A 53614-2025 FSC-klagomål.docx
@@ -969,7 +969,7 @@
     <w:r>
       <w:tab/>
       <w:tab/>
-      <w:t>2025-12-28</w:t>
+      <w:t>2025-12-29</w:t>
       <w:br/>
       <w:br/>
     </w:r>

--- a/klagomål/A 53614-2025 FSC-klagomål.docx
+++ b/klagomål/A 53614-2025 FSC-klagomål.docx
@@ -969,7 +969,7 @@
     <w:r>
       <w:tab/>
       <w:tab/>
-      <w:t>2025-12-29</w:t>
+      <w:t>2025-12-30</w:t>
       <w:br/>
       <w:br/>
     </w:r>

--- a/klagomål/A 53614-2025 FSC-klagomål.docx
+++ b/klagomål/A 53614-2025 FSC-klagomål.docx
@@ -969,7 +969,7 @@
     <w:r>
       <w:tab/>
       <w:tab/>
-      <w:t>2025-12-30</w:t>
+      <w:t>2025-12-31</w:t>
       <w:br/>
       <w:br/>
     </w:r>

--- a/klagomål/A 53614-2025 FSC-klagomål.docx
+++ b/klagomål/A 53614-2025 FSC-klagomål.docx
@@ -969,7 +969,7 @@
     <w:r>
       <w:tab/>
       <w:tab/>
-      <w:t>2025-12-31</w:t>
+      <w:t>2026-01-03</w:t>
       <w:br/>
       <w:br/>
     </w:r>

--- a/klagomål/A 53614-2025 FSC-klagomål.docx
+++ b/klagomål/A 53614-2025 FSC-klagomål.docx
@@ -969,7 +969,7 @@
     <w:r>
       <w:tab/>
       <w:tab/>
-      <w:t>2026-01-07</w:t>
+      <w:t>2026-01-08</w:t>
       <w:br/>
       <w:br/>
     </w:r>

--- a/klagomål/A 53614-2025 FSC-klagomål.docx
+++ b/klagomål/A 53614-2025 FSC-klagomål.docx
@@ -969,7 +969,7 @@
     <w:r>
       <w:tab/>
       <w:tab/>
-      <w:t>2026-01-08</w:t>
+      <w:t>2026-01-09</w:t>
       <w:br/>
       <w:br/>
     </w:r>

--- a/klagomål/A 53614-2025 FSC-klagomål.docx
+++ b/klagomål/A 53614-2025 FSC-klagomål.docx
@@ -969,7 +969,7 @@
     <w:r>
       <w:tab/>
       <w:tab/>
-      <w:t>2026-01-09</w:t>
+      <w:t>2026-01-10</w:t>
       <w:br/>
       <w:br/>
     </w:r>

--- a/klagomål/A 53614-2025 FSC-klagomål.docx
+++ b/klagomål/A 53614-2025 FSC-klagomål.docx
@@ -969,7 +969,7 @@
     <w:r>
       <w:tab/>
       <w:tab/>
-      <w:t>2026-01-10</w:t>
+      <w:t>2026-01-11</w:t>
       <w:br/>
       <w:br/>
     </w:r>

--- a/klagomål/A 53614-2025 FSC-klagomål.docx
+++ b/klagomål/A 53614-2025 FSC-klagomål.docx
@@ -969,7 +969,7 @@
     <w:r>
       <w:tab/>
       <w:tab/>
-      <w:t>2026-01-11</w:t>
+      <w:t>2026-01-12</w:t>
       <w:br/>
       <w:br/>
     </w:r>

--- a/klagomål/A 53614-2025 FSC-klagomål.docx
+++ b/klagomål/A 53614-2025 FSC-klagomål.docx
@@ -969,7 +969,7 @@
     <w:r>
       <w:tab/>
       <w:tab/>
-      <w:t>2026-01-12</w:t>
+      <w:t>2026-01-13</w:t>
       <w:br/>
       <w:br/>
     </w:r>

--- a/klagomål/A 53614-2025 FSC-klagomål.docx
+++ b/klagomål/A 53614-2025 FSC-klagomål.docx
@@ -969,7 +969,7 @@
     <w:r>
       <w:tab/>
       <w:tab/>
-      <w:t>2026-01-13</w:t>
+      <w:t>2026-01-14</w:t>
       <w:br/>
       <w:br/>
     </w:r>

--- a/klagomål/A 53614-2025 FSC-klagomål.docx
+++ b/klagomål/A 53614-2025 FSC-klagomål.docx
@@ -969,7 +969,7 @@
     <w:r>
       <w:tab/>
       <w:tab/>
-      <w:t>2026-01-14</w:t>
+      <w:t>2026-01-15</w:t>
       <w:br/>
       <w:br/>
     </w:r>

--- a/klagomål/A 53614-2025 FSC-klagomål.docx
+++ b/klagomål/A 53614-2025 FSC-klagomål.docx
@@ -969,7 +969,7 @@
     <w:r>
       <w:tab/>
       <w:tab/>
-      <w:t>2026-01-15</w:t>
+      <w:t>2026-01-16</w:t>
       <w:br/>
       <w:br/>
     </w:r>

--- a/klagomål/A 53614-2025 FSC-klagomål.docx
+++ b/klagomål/A 53614-2025 FSC-klagomål.docx
@@ -969,7 +969,7 @@
     <w:r>
       <w:tab/>
       <w:tab/>
-      <w:t>2026-01-16</w:t>
+      <w:t>2026-01-17</w:t>
       <w:br/>
       <w:br/>
     </w:r>

--- a/klagomål/A 53614-2025 FSC-klagomål.docx
+++ b/klagomål/A 53614-2025 FSC-klagomål.docx
@@ -969,7 +969,7 @@
     <w:r>
       <w:tab/>
       <w:tab/>
-      <w:t>2026-01-17</w:t>
+      <w:t>2026-01-18</w:t>
       <w:br/>
       <w:br/>
     </w:r>

--- a/klagomål/A 53614-2025 FSC-klagomål.docx
+++ b/klagomål/A 53614-2025 FSC-klagomål.docx
@@ -969,7 +969,7 @@
     <w:r>
       <w:tab/>
       <w:tab/>
-      <w:t>2026-01-18</w:t>
+      <w:t>2026-01-19</w:t>
       <w:br/>
       <w:br/>
     </w:r>

--- a/klagomål/A 53614-2025 FSC-klagomål.docx
+++ b/klagomål/A 53614-2025 FSC-klagomål.docx
@@ -969,7 +969,7 @@
     <w:r>
       <w:tab/>
       <w:tab/>
-      <w:t>2026-01-19</w:t>
+      <w:t>2026-01-20</w:t>
       <w:br/>
       <w:br/>
     </w:r>

--- a/klagomål/A 53614-2025 FSC-klagomål.docx
+++ b/klagomål/A 53614-2025 FSC-klagomål.docx
@@ -969,7 +969,7 @@
     <w:r>
       <w:tab/>
       <w:tab/>
-      <w:t>2026-01-20</w:t>
+      <w:t>2026-01-21</w:t>
       <w:br/>
       <w:br/>
     </w:r>

--- a/klagomål/A 53614-2025 FSC-klagomål.docx
+++ b/klagomål/A 53614-2025 FSC-klagomål.docx
@@ -969,7 +969,7 @@
     <w:r>
       <w:tab/>
       <w:tab/>
-      <w:t>2026-01-21</w:t>
+      <w:t>2026-01-23</w:t>
       <w:br/>
       <w:br/>
     </w:r>

--- a/klagomål/A 53614-2025 FSC-klagomål.docx
+++ b/klagomål/A 53614-2025 FSC-klagomål.docx
@@ -969,7 +969,7 @@
     <w:r>
       <w:tab/>
       <w:tab/>
-      <w:t>2026-01-23</w:t>
+      <w:t>2026-01-24</w:t>
       <w:br/>
       <w:br/>
     </w:r>

--- a/klagomål/A 53614-2025 FSC-klagomål.docx
+++ b/klagomål/A 53614-2025 FSC-klagomål.docx
@@ -969,7 +969,7 @@
     <w:r>
       <w:tab/>
       <w:tab/>
-      <w:t>2026-01-24</w:t>
+      <w:t>2026-01-25</w:t>
       <w:br/>
       <w:br/>
     </w:r>

--- a/klagomål/A 53614-2025 FSC-klagomål.docx
+++ b/klagomål/A 53614-2025 FSC-klagomål.docx
@@ -969,7 +969,7 @@
     <w:r>
       <w:tab/>
       <w:tab/>
-      <w:t>2026-01-25</w:t>
+      <w:t>2026-01-26</w:t>
       <w:br/>
       <w:br/>
     </w:r>

--- a/klagomål/A 53614-2025 FSC-klagomål.docx
+++ b/klagomål/A 53614-2025 FSC-klagomål.docx
@@ -969,7 +969,7 @@
     <w:r>
       <w:tab/>
       <w:tab/>
-      <w:t>2026-01-26</w:t>
+      <w:t>2026-01-27</w:t>
       <w:br/>
       <w:br/>
     </w:r>

--- a/klagomål/A 53614-2025 FSC-klagomål.docx
+++ b/klagomål/A 53614-2025 FSC-klagomål.docx
@@ -969,7 +969,7 @@
     <w:r>
       <w:tab/>
       <w:tab/>
-      <w:t>2026-01-27</w:t>
+      <w:t>2026-01-28</w:t>
       <w:br/>
       <w:br/>
     </w:r>

--- a/klagomål/A 53614-2025 FSC-klagomål.docx
+++ b/klagomål/A 53614-2025 FSC-klagomål.docx
@@ -112,7 +112,7 @@
         <w:pStyle w:val="ListBullet"/>
       </w:pPr>
       <w:r>
-        <w:t>Om ett ombud (tex Norra skog eller Mellanskog) avverkningsanmäler en skog med naturvärden motsvarande nyckelbiotops kvalité men markägaren inte är FSC certifierad, bör du skicka in ett FSC kontrollerat virke klagomål. Då ska klagomålet skickas till ombudsföretaget.</w:t>
+        <w:t>Om ett ombud (tex Norra skog eller Mellanskog) avverkningsanmäler en skog med naturvärden motsvarande nyckelbiotops kvalitet men markägaren inte är FSC certifierad, bör du skicka in ett FSC kontrollerat virke klagomål. Då ska klagomålet skickas till ombudsföretaget.</w:t>
       </w:r>
     </w:p>
     <w:p>
@@ -281,7 +281,16 @@
         <w:t>Entita (NT, §4)</w:t>
       </w:r>
       <w:r>
-        <w:t>, rödlistad som nära hotad och prioriterad art i Skogsvårdslagen, har häckningsrevir i anmälan. Minskningstakten innevarande 10-årsperiod beräknas till 20 (10–30) %. Entitan är ortstrogen och reviret är i genomsnitt omkring 5 hektar, ibland uppåt 20 hektar stort. Entitan är en utpräglad lövskogsfågel som föredrar flerskiktade, gärna högvuxna skogar med inslag av äldre träd och välutvecklat buskskikt. Även alkärr med videsnår hör till de miljöer som utnyttjas. Arten häckar ofta i skogar som är svagt eller inte alls påverkade av skogsbruk, ofta rör det sig om värdekärnor med höga naturvärden. Entitan missgynnas av konventionellt skogsbruk och dess ortstrohet och dåliga spridningsförmåga gör den känslig för fragmentering (Skogsstyrelsen, 2016, SLU Artdatabanken, 2021).</w:t>
+        <w:t xml:space="preserve">, rödlistad som nära hotad och prioriterad art i Skogsvårdslagen, har häckningsrevir i anmälan. Minskningstakten innevarande 10-årsperiod beräknas till 20 (10–30) %. Entitan är ortstrogen och reviret är i genomsnitt omkring 5 hektar, ibland uppåt 20 hektar stort. Entitan är en utpräglad lövskogsfågel som föredrar flerskiktade, gärna högvuxna skogar med inslag av äldre träd och välutvecklat buskskikt. Även alkärr med videsnår hör till de miljöer som utnyttjas. Arten häckar ofta i skogar som är svagt eller inte alls påverkade av skogsbruk, ofta rör det sig om värdekärnor med höga naturvärden. Entitan missgynnas av konventionellt skogsbruk och dess ortstrohet och dåliga spridningsförmåga gör den känslig för fragmentering. Entita är typisk art för </w:t>
+      </w:r>
+      <w:r>
+        <w:rPr>
+          <w:i/>
+        </w:rPr>
+        <w:t>9080 Lövsumpskog</w:t>
+      </w:r>
+      <w:r>
+        <w:t xml:space="preserve"> (Skogsstyrelsen, 2016, SLU Artdatabanken, 2021).</w:t>
       </w:r>
     </w:p>
     <w:p>
@@ -292,7 +301,25 @@
         <w:t>Spillkråka (NT, §4)</w:t>
       </w:r>
       <w:r>
-        <w:t xml:space="preserve"> är rödlistad som nära hotad och ingår i bilaga 1 i EU:s fågeldirektiv. Den minskar i population på grund av minskad tillgång på lämpliga bo- och födoträd och minskad födotillgång. Spillkråkans minskningstakt har uppgått till 19 (24–10) % under de senaste 15 åren. Minskningstakten för den svenska populationen bedöms vara nära gränsvärdet för Sårbar (VU) (A2bc). Skogsbruk med korta omloppstider och täta, homogena ungskogar utgör det största hotet, (SLU Artdatabanken, 2023).</w:t>
+        <w:t xml:space="preserve"> är rödlistad som nära hotad och ingår i bilaga 1 i EU:s fågeldirektiv. Den minskar i population på grund av minskad tillgång på lämpliga bo- och födoträd och minskad födotillgång. Spillkråkans minskningstakt har uppgått till 19 (24–10) % under de senaste 15 åren. Minskningstakten för den svenska populationen bedöms vara nära gränsvärdet för Sårbar (VU) (A2bc). Skogsbruk med korta omloppstider och täta, homogena ungskogar utgör det största hotet. Spillkråka är typisk art för </w:t>
+      </w:r>
+      <w:r>
+        <w:rPr>
+          <w:i/>
+        </w:rPr>
+        <w:t xml:space="preserve">9010 Taiga </w:t>
+      </w:r>
+      <w:r>
+        <w:t>och</w:t>
+      </w:r>
+      <w:r>
+        <w:rPr>
+          <w:i/>
+        </w:rPr>
+        <w:t xml:space="preserve"> 9740 Skogsbevuxen myr </w:t>
+      </w:r>
+      <w:r>
+        <w:t>(SLU Artdatabanken, 2023).</w:t>
       </w:r>
     </w:p>
     <w:p>
@@ -627,7 +654,16 @@
     </w:p>
     <w:p>
       <w:r>
-        <w:t>Entita (NT, §4) är rödlistad som nära hotad, fridlyst och prioriterad art enligt Skogsvårdslagen. Den omfattas av EU:s fågeldirektiv. Minskningstakten har uppgått till 20 (10–30) % under de senaste 10 åren och bedöms vara nära gränsvärdet för Sårbar (VU). (A2b) (SLU Artdatabanken, 2021).</w:t>
+        <w:t xml:space="preserve">Entita (NT, §4) är rödlistad som nära hotad, fridlyst och prioriterad art enligt Skogsvårdslagen. Den omfattas av EU:s fågeldirektiv och är typisk art för </w:t>
+      </w:r>
+      <w:r>
+        <w:rPr>
+          <w:i/>
+        </w:rPr>
+        <w:t>9080 Lövsumpskog</w:t>
+      </w:r>
+      <w:r>
+        <w:t>. Minskningstakten har uppgått till 20 (10–30) % under de senaste 10 åren och bedöms vara nära gränsvärdet för Sårbar (VU). (A2b) (SLU Artdatabanken, 2021).</w:t>
       </w:r>
     </w:p>
     <w:p>
@@ -691,12 +727,30 @@
     </w:p>
     <w:p>
       <w:r>
-        <w:t>Spillkråka (NT) är rödlistad som nära hotad, fridlyst enligt §4 Artskyddsförordningen och ingår i bilaga 1 i EU:s fågeldirektiv. Spillkråka lever i både barr- och blandskog liksom i ren lövskog. De tätaste populationerna tenderar att finnas i äldre, variationsrik blandskog med gott om död ved och gamla träd.</w:t>
+        <w:t xml:space="preserve">Spillkråka (NT) är rödlistad som nära hotad, fridlyst enligt §4 Artskyddsförordningen, typisk art för </w:t>
+      </w:r>
+      <w:r>
+        <w:rPr>
+          <w:i/>
+        </w:rPr>
+        <w:t xml:space="preserve">9010 Taiga </w:t>
+      </w:r>
+      <w:r>
+        <w:t>och</w:t>
+      </w:r>
+      <w:r>
+        <w:rPr>
+          <w:i/>
+        </w:rPr>
+        <w:t xml:space="preserve"> 9740 Skogsbevuxen myr</w:t>
+      </w:r>
+      <w:r>
+        <w:t xml:space="preserve"> och ingår i bilaga 1 i EU:s fågeldirektiv. Spillkråka lever i både barr- och blandskog liksom i ren lövskog. De tätaste populationerna tenderar att finnas i äldre, variationsrik blandskog med gott om död ved och gamla träd.</w:t>
       </w:r>
     </w:p>
     <w:p>
       <w:r>
-        <w:t>Varje par utnyttjar 400–1000 hektar skog beroende på skogens kvalitet. En minskning av populationen pågår på grund av minskad tillgång på lämpliga bo- och födoträd och minskad födotillgång. Spillkråkans minskningstakt har uppgått till 19 (24–10) % under de senaste 15 åren. Minskningstakten för den svenska populationen bedöms vara nära gränsvärdet för Sårbar (VU) (A2bc). Skogsbruk med korta omloppstider och täta, homogena ungskogar utgör det största hotet (Artdatabanken 2023).</w:t>
+        <w:t>Varje par utnyttjar 400–1000 hektar skog beroende på skogens kvalitet. En minskning av populationen pågår på grund av minskad tillgång på lämpliga bo- och födoträd och minskad födotillgång. Spillkråkans minskningstakt har uppgått till 19 (24–10) % under de senaste 15 åren. Minskningstakten för den svenska populationen bedöms vara nära gränsvärdet för Sårbar (VU) (A2bc). Skogsbruk med korta omloppstider och täta, homogena ungskogar utgör det största hotet (SLU Artdatabanken 2023).</w:t>
       </w:r>
     </w:p>
     <w:p>
@@ -969,7 +1023,7 @@
     <w:r>
       <w:tab/>
       <w:tab/>
-      <w:t>2026-01-28</w:t>
+      <w:t>2026-01-29</w:t>
       <w:br/>
       <w:br/>
     </w:r>

--- a/klagomål/A 53614-2025 FSC-klagomål.docx
+++ b/klagomål/A 53614-2025 FSC-klagomål.docx
@@ -1023,7 +1023,7 @@
     <w:r>
       <w:tab/>
       <w:tab/>
-      <w:t>2026-01-29</w:t>
+      <w:t>2026-01-30</w:t>
       <w:br/>
       <w:br/>
     </w:r>

--- a/klagomål/A 53614-2025 FSC-klagomål.docx
+++ b/klagomål/A 53614-2025 FSC-klagomål.docx
@@ -1023,7 +1023,7 @@
     <w:r>
       <w:tab/>
       <w:tab/>
-      <w:t>2026-01-30</w:t>
+      <w:t>2026-01-31</w:t>
       <w:br/>
       <w:br/>
     </w:r>

--- a/klagomål/A 53614-2025 FSC-klagomål.docx
+++ b/klagomål/A 53614-2025 FSC-klagomål.docx
@@ -1023,7 +1023,7 @@
     <w:r>
       <w:tab/>
       <w:tab/>
-      <w:t>2026-03-01</w:t>
+      <w:t>2026-03-02</w:t>
       <w:br/>
       <w:br/>
     </w:r>

--- a/klagomål/A 53614-2025 FSC-klagomål.docx
+++ b/klagomål/A 53614-2025 FSC-klagomål.docx
@@ -1023,7 +1023,7 @@
     <w:r>
       <w:tab/>
       <w:tab/>
-      <w:t>2026-03-02</w:t>
+      <w:t>2026-03-03</w:t>
       <w:br/>
       <w:br/>
     </w:r>

--- a/klagomål/A 53614-2025 FSC-klagomål.docx
+++ b/klagomål/A 53614-2025 FSC-klagomål.docx
@@ -1023,7 +1023,7 @@
     <w:r>
       <w:tab/>
       <w:tab/>
-      <w:t>2026-03-03</w:t>
+      <w:t>2026-03-04</w:t>
       <w:br/>
       <w:br/>
     </w:r>

--- a/klagomål/A 53614-2025 FSC-klagomål.docx
+++ b/klagomål/A 53614-2025 FSC-klagomål.docx
@@ -1023,7 +1023,7 @@
     <w:r>
       <w:tab/>
       <w:tab/>
-      <w:t>2026-03-04</w:t>
+      <w:t>2026-03-05</w:t>
       <w:br/>
       <w:br/>
     </w:r>

--- a/klagomål/A 53614-2025 FSC-klagomål.docx
+++ b/klagomål/A 53614-2025 FSC-klagomål.docx
@@ -1023,7 +1023,7 @@
     <w:r>
       <w:tab/>
       <w:tab/>
-      <w:t>2026-03-05</w:t>
+      <w:t>2026-03-06</w:t>
       <w:br/>
       <w:br/>
     </w:r>

--- a/klagomål/A 53614-2025 FSC-klagomål.docx
+++ b/klagomål/A 53614-2025 FSC-klagomål.docx
@@ -1023,7 +1023,7 @@
     <w:r>
       <w:tab/>
       <w:tab/>
-      <w:t>2026-03-06</w:t>
+      <w:t>2026-03-07</w:t>
       <w:br/>
       <w:br/>
     </w:r>

--- a/klagomål/A 53614-2025 FSC-klagomål.docx
+++ b/klagomål/A 53614-2025 FSC-klagomål.docx
@@ -1023,7 +1023,7 @@
     <w:r>
       <w:tab/>
       <w:tab/>
-      <w:t>2026-03-07</w:t>
+      <w:t>2026-03-08</w:t>
       <w:br/>
       <w:br/>
     </w:r>

--- a/klagomål/A 53614-2025 FSC-klagomål.docx
+++ b/klagomål/A 53614-2025 FSC-klagomål.docx
@@ -191,7 +191,7 @@
     </w:p>
     <w:p>
       <w:r>
-        <w:t>I avverkningsanmälan har följande 6 naturvårdsarter hittats: entita (NT, §4), gulsparv (NT, §4), spillkråka (NT, §4), talltita (NT, §4), gröngöling (§4) och kungsfågel (§4). Av dessa är 4 rödlistade. För rödlistade arter har rödlistekategorin angivits inom parentes. För fridlysta arter anges även paragrafen i Artskyddsförordningen som arten är fridlyst enligt.</w:t>
+        <w:t>I avverkningsanmälan har följande 10 naturvårdsarter hittats: grönfink (EN, §4), entita (NT, §4), gulsparv (NT, §4), rödvingetrast (NT, §4), spillkråka (NT, §4), talltita (NT, §4), gröngöling (§4), grönsiska (§4), kungsfågel (§4) och skogsduva (§4). Av dessa är 6 rödlistade. För rödlistade arter har rödlistekategorin angivits inom parentes. För fridlysta arter anges även paragrafen i Artskyddsförordningen som arten är fridlyst enligt.</w:t>
       </w:r>
     </w:p>
     <w:p>
@@ -206,7 +206,7 @@
       <w:r>
         <w:drawing>
           <wp:inline xmlns:a="http://schemas.openxmlformats.org/drawingml/2006/main" xmlns:pic="http://schemas.openxmlformats.org/drawingml/2006/picture">
-            <wp:extent cx="5486400" cy="3494223"/>
+            <wp:extent cx="5486400" cy="3472804"/>
             <wp:docPr id="1" name="Picture 1"/>
             <wp:cNvGraphicFramePr>
               <a:graphicFrameLocks noChangeAspect="1"/>
@@ -227,7 +227,7 @@
                   <pic:spPr>
                     <a:xfrm>
                       <a:off x="0" y="0"/>
-                      <a:ext cx="5486400" cy="3494223"/>
+                      <a:ext cx="5486400" cy="3472804"/>
                     </a:xfrm>
                     <a:prstGeom prst="rect"/>
                   </pic:spPr>
@@ -256,7 +256,7 @@
     </w:p>
     <w:p>
       <w:r>
-        <w:t>Följande fridlysta arter har sina livsmiljöer och växtplatser i den avverkningsanmälda skogen: entita (NT, §4), gulsparv (NT, §4), spillkråka (NT, §4), talltita (NT, §4), gröngöling (§4) och kungsfågel (§4).</w:t>
+        <w:t>Följande fridlysta arter har sina livsmiljöer och växtplatser i den avverkningsanmälda skogen: grönfink (EN, §4), entita (NT, §4), gulsparv (NT, §4), rödvingetrast (NT, §4), spillkråka (NT, §4), talltita (NT, §4), gröngöling (§4), grönsiska (§4), kungsfågel (§4) och skogsduva (§4).</w:t>
       </w:r>
     </w:p>
     <w:p>
@@ -444,7 +444,7 @@
         <w:rPr>
           <w:i/>
         </w:rPr>
-        <w:t>I det avverkningsanmälda skogsområdet har 6 naturvårdsarter varav 4 rödlistade arter sina livsmiljöer och växtplatser.</w:t>
+        <w:t>I det avverkningsanmälda skogsområdet har 10 naturvårdsarter varav 6 rödlistade arter sina livsmiljöer och växtplatser.</w:t>
       </w:r>
     </w:p>
     <w:p>
@@ -1023,7 +1023,7 @@
     <w:r>
       <w:tab/>
       <w:tab/>
-      <w:t>2026-03-08</w:t>
+      <w:t>2026-03-09</w:t>
       <w:br/>
       <w:br/>
     </w:r>

--- a/klagomål/A 53614-2025 FSC-klagomål.docx
+++ b/klagomål/A 53614-2025 FSC-klagomål.docx
@@ -1023,7 +1023,7 @@
     <w:r>
       <w:tab/>
       <w:tab/>
-      <w:t>2026-03-09</w:t>
+      <w:t>2026-03-10</w:t>
       <w:br/>
       <w:br/>
     </w:r>

--- a/klagomål/A 53614-2025 FSC-klagomål.docx
+++ b/klagomål/A 53614-2025 FSC-klagomål.docx
@@ -281,7 +281,7 @@
         <w:t>Entita (NT, §4)</w:t>
       </w:r>
       <w:r>
-        <w:t xml:space="preserve">, rödlistad som nära hotad och prioriterad art i Skogsvårdslagen, har häckningsrevir i anmälan. Minskningstakten innevarande 10-årsperiod beräknas till 20 (10–30) %. Entitan är ortstrogen och reviret är i genomsnitt omkring 5 hektar, ibland uppåt 20 hektar stort. Entitan är en utpräglad lövskogsfågel som föredrar flerskiktade, gärna högvuxna skogar med inslag av äldre träd och välutvecklat buskskikt. Även alkärr med videsnår hör till de miljöer som utnyttjas. Arten häckar ofta i skogar som är svagt eller inte alls påverkade av skogsbruk, ofta rör det sig om värdekärnor med höga naturvärden. Entitan missgynnas av konventionellt skogsbruk och dess ortstrohet och dåliga spridningsförmåga gör den känslig för fragmentering. Entita är typisk art för </w:t>
+        <w:t xml:space="preserve">, rödlistad som nära hotad och prioriterad art i Skogsvårdslagen, har häckningsrevir i anmälan. Minskningstakten innevarande 10-årsperiod beräknas till 20 (10–30) % och bedöms vara nära gränsvärdet för Sårbar (VU). Entitan är ortstrogen och reviret är i genomsnitt omkring 5 hektar, ibland uppåt 20 hektar stort. Entitan är en utpräglad lövskogsfågel som föredrar flerskiktade, gärna högvuxna skogar med inslag av äldre träd och välutvecklat buskskikt. Även alkärr med videsnår hör till de miljöer som utnyttjas. Arten häckar ofta i skogar som är svagt eller inte alls påverkade av skogsbruk, ofta rör det sig om värdekärnor med höga naturvärden. Entitan missgynnas av konventionellt skogsbruk och dess ortstrohet och dåliga spridningsförmåga gör den känslig för fragmentering. Entita är typisk art för </w:t>
       </w:r>
       <w:r>
         <w:rPr>
@@ -301,7 +301,7 @@
         <w:t>Spillkråka (NT, §4)</w:t>
       </w:r>
       <w:r>
-        <w:t xml:space="preserve"> är rödlistad som nära hotad och ingår i bilaga 1 i EU:s fågeldirektiv. Den minskar i population på grund av minskad tillgång på lämpliga bo- och födoträd och minskad födotillgång. Spillkråkans minskningstakt har uppgått till 19 (24–10) % under de senaste 15 åren. Minskningstakten för den svenska populationen bedöms vara nära gränsvärdet för Sårbar (VU) (A2bc). Skogsbruk med korta omloppstider och täta, homogena ungskogar utgör det största hotet. Spillkråka är typisk art för </w:t>
+        <w:t xml:space="preserve"> är rödlistad som nära hotad och ingår i bilaga 1 i EU:s fågeldirektiv. Den minskar i population på grund av minskad tillgång på lämpliga bo- och födoträd och minskad födotillgång. Spillkråkans minskningstakt har uppgått till 19 (24–10) % under de senaste 15 åren och bedöms vara nära gränsvärdet för Sårbar (VU) (A2bc). Spillkråka är en nyckelart i skogliga miljöer vars övergivna bohål utnyttjas av flera andra hålhäckande fågelarter och fladdermöss. Den behöver grova träd, främst tall, asp och bok som boträd. Skogsbruk med korta omloppstider och täta, homogena ungskogar utgör det största hotet. Spillkråka är typisk art för </w:t>
       </w:r>
       <w:r>
         <w:rPr>
@@ -319,7 +319,7 @@
         <w:t xml:space="preserve"> 9740 Skogsbevuxen myr </w:t>
       </w:r>
       <w:r>
-        <w:t>(SLU Artdatabanken, 2023).</w:t>
+        <w:t>(SLU Artdatabanken, 2025; Skogsstyrelsen 2016).</w:t>
       </w:r>
     </w:p>
     <w:p>
@@ -330,7 +330,7 @@
         <w:t>Talltita (NT, §4)</w:t>
       </w:r>
       <w:r>
-        <w:t>, rödlistad som nära hotad och prioriterad art i Skogsvårdslagen har häckningsrevir i anmälan. Arten har minskat kraftigt de senaste 30 åren och minskningstakten innevarande 10-årsperiod beräknas till 20 (10–30) %. Talltitan är synnerligen trogen sitt cirka 15 hektar stora revir och är beroende av flerskiktade olikåldriga skogar för att kunna föda upp sina ungar. Talltitan försvinner om dess livsmiljö kalavverkas (Eggers &amp; Low (2014); Ekman (1979); Griesser et al (2007); Klein (2020); Siffczyk et al (2003); SLU Artdatabanken (2021).</w:t>
+        <w:t>, rödlistad som nära hotad och prioriterad art i Skogsvårdslagen, har häckningsrevir i anmälan. Arten har minskat kraftigt de senaste 30 åren och minskningstakten innevarande 10-årsperiod beräknas till 20 (10–30) %. Talltitan är synnerligen trogen sitt cirka 15 hektar stora revir och är beroende av flerskiktade olikåldriga skogar för att kunna föda upp sina ungar. Talltitan försvinner om dess livsmiljö kalavverkas (Eggers &amp; Low, 2014; Ekman, 1979; Griesser et al, 2007; Klein, 2020; Siffczyk et al, 2003; SLU Artdatabanken, 2021).</w:t>
       </w:r>
     </w:p>
     <w:p>
@@ -745,7 +745,7 @@
         <w:t xml:space="preserve"> 9740 Skogsbevuxen myr</w:t>
       </w:r>
       <w:r>
-        <w:t xml:space="preserve"> och ingår i bilaga 1 i EU:s fågeldirektiv. Spillkråka lever i både barr- och blandskog liksom i ren lövskog. De tätaste populationerna tenderar att finnas i äldre, variationsrik blandskog med gott om död ved och gamla träd.</w:t>
+        <w:t xml:space="preserve"> och ingår i bilaga 1 i EU:s fågeldirektiv. Spillkråka lever i både barr- och blandskog liksom i ren lövskog. De tätaste populationerna tenderar att finnas i äldre, variationsrik blandskog med gott om död ved och gamla träd. Spillkråka är en nyckelart i skogliga miljöer vars övergivna bohål utnyttjas av flera andra hålhäckande fågelarter och fladdermöss (SLU Artdatabanken, 2023; Skogsstyrelsen 2016).</w:t>
       </w:r>
     </w:p>
     <w:p>
@@ -763,7 +763,21 @@
     </w:p>
     <w:p>
       <w:r>
-        <w:t xml:space="preserve">SLU Artdatabanken, 2021. </w:t>
+        <w:t xml:space="preserve">Skogsstyrelsen, 2016. </w:t>
+      </w:r>
+      <w:r>
+        <w:rPr>
+          <w:i/>
+        </w:rPr>
+        <w:t xml:space="preserve">Vägledning för hänsyn till spillkråka. </w:t>
+      </w:r>
+      <w:r>
+        <w:t>Vägledningar och kunskapsstöd artskydd – Skogsstyrelsen.</w:t>
+      </w:r>
+    </w:p>
+    <w:p>
+      <w:r>
+        <w:t xml:space="preserve">SLU Artdatabanken, 2023. </w:t>
       </w:r>
       <w:r>
         <w:rPr>
@@ -1023,7 +1037,7 @@
     <w:r>
       <w:tab/>
       <w:tab/>
-      <w:t>2026-03-10</w:t>
+      <w:t>2026-03-11</w:t>
       <w:br/>
       <w:br/>
     </w:r>

--- a/klagomål/A 53614-2025 FSC-klagomål.docx
+++ b/klagomål/A 53614-2025 FSC-klagomål.docx
@@ -191,7 +191,7 @@
     </w:p>
     <w:p>
       <w:r>
-        <w:t>I avverkningsanmälan har följande 10 naturvårdsarter hittats: grönfink (EN, §4), entita (NT, §4), gulsparv (NT, §4), rödvingetrast (NT, §4), spillkråka (NT, §4), talltita (NT, §4), gröngöling (§4), grönsiska (§4), kungsfågel (§4) och skogsduva (§4). Av dessa är 6 rödlistade. För rödlistade arter har rödlistekategorin angivits inom parentes. För fridlysta arter anges även paragrafen i Artskyddsförordningen som arten är fridlyst enligt.</w:t>
+        <w:t>I avverkningsanmälan har följande 11 naturvårdsarter hittats: grönfink (EN, §4), entita (NT, §4), gulsparv (NT, §4), mindre hackspett (NT, §4), rödvingetrast (NT, §4), spillkråka (NT, §4), talltita (NT, §4), gröngöling (§4), grönsiska (§4), kungsfågel (§4) och skogsduva (§4). Av dessa är 7 rödlistade. För rödlistade arter har rödlistekategorin angivits inom parentes. För fridlysta arter anges även paragrafen i Artskyddsförordningen som arten är fridlyst enligt.</w:t>
       </w:r>
     </w:p>
     <w:p>
@@ -206,7 +206,7 @@
       <w:r>
         <w:drawing>
           <wp:inline xmlns:a="http://schemas.openxmlformats.org/drawingml/2006/main" xmlns:pic="http://schemas.openxmlformats.org/drawingml/2006/picture">
-            <wp:extent cx="5486400" cy="3472804"/>
+            <wp:extent cx="5486400" cy="3425388"/>
             <wp:docPr id="1" name="Picture 1"/>
             <wp:cNvGraphicFramePr>
               <a:graphicFrameLocks noChangeAspect="1"/>
@@ -227,7 +227,7 @@
                   <pic:spPr>
                     <a:xfrm>
                       <a:off x="0" y="0"/>
-                      <a:ext cx="5486400" cy="3472804"/>
+                      <a:ext cx="5486400" cy="3425388"/>
                     </a:xfrm>
                     <a:prstGeom prst="rect"/>
                   </pic:spPr>
@@ -256,7 +256,7 @@
     </w:p>
     <w:p>
       <w:r>
-        <w:t>Följande fridlysta arter har sina livsmiljöer och växtplatser i den avverkningsanmälda skogen: grönfink (EN, §4), entita (NT, §4), gulsparv (NT, §4), rödvingetrast (NT, §4), spillkråka (NT, §4), talltita (NT, §4), gröngöling (§4), grönsiska (§4), kungsfågel (§4) och skogsduva (§4).</w:t>
+        <w:t>Följande fridlysta arter har sina livsmiljöer och växtplatser i den avverkningsanmälda skogen: grönfink (EN, §4), entita (NT, §4), gulsparv (NT, §4), mindre hackspett (NT, §4), rödvingetrast (NT, §4), spillkråka (NT, §4), talltita (NT, §4), gröngöling (§4), grönsiska (§4), kungsfågel (§4) och skogsduva (§4).</w:t>
       </w:r>
     </w:p>
     <w:p>
@@ -291,6 +291,26 @@
       </w:r>
       <w:r>
         <w:t xml:space="preserve"> (Skogsstyrelsen, 2016, SLU Artdatabanken, 2021).</w:t>
+      </w:r>
+    </w:p>
+    <w:p>
+      <w:r>
+        <w:rPr>
+          <w:b/>
+        </w:rPr>
+        <w:t>Mindre hackspett (NT, §4)</w:t>
+      </w:r>
+      <w:r>
+        <w:t xml:space="preserve"> är rödlistad som nära hotad, fridlyst och prioriterad art i Skogsvårdslagen. Minskningstakten har uppgått till 25 (10–40) % under de senaste 15 åren och bedöms vara nära gränsvärdet för Sårbar (VU). (A2bc). Arten har stora revir och höga krav när det gäller förekomst av lövskog på landskapsnivå. För att häcka framgångsrikt behöver ett par cirka 40 ha äldre lövdominerad skog inom ett område på upp till 200 ha. Under vintern kan födosök även ske i äldre grandominerad skog. Mindre hackspett är typisk art för </w:t>
+      </w:r>
+      <w:r>
+        <w:rPr>
+          <w:i/>
+        </w:rPr>
+        <w:t>9010 Taiga, 9750 Svämlövskog, 9080 Lövsumpskog, 9030 Landhöjningsskog och 9040 Fjällbjörkskog</w:t>
+      </w:r>
+      <w:r>
+        <w:t xml:space="preserve"> (SLU Artdatabanken, 2021; Skogsstyrelsen, 2016).</w:t>
       </w:r>
     </w:p>
     <w:p>
@@ -444,7 +464,7 @@
         <w:rPr>
           <w:i/>
         </w:rPr>
-        <w:t>I det avverkningsanmälda skogsområdet har 10 naturvårdsarter varav 6 rödlistade arter sina livsmiljöer och växtplatser.</w:t>
+        <w:t>I det avverkningsanmälda skogsområdet har 11 naturvårdsarter varav 7 rödlistade arter sina livsmiljöer och växtplatser.</w:t>
       </w:r>
     </w:p>
     <w:p>
@@ -701,6 +721,79 @@
       </w:r>
       <w:r>
         <w:t>https://www.skogsstyrelsen.se/globalassets/lag-och-tillsyn/artskydd/vagledningar-for-hansyn-till-faglar/entita-vagledning-hansyn2.pdf</w:t>
+      </w:r>
+    </w:p>
+    <w:p>
+      <w:r>
+        <w:t xml:space="preserve">SLU Artdatabanken, 2021. </w:t>
+      </w:r>
+      <w:r>
+        <w:rPr>
+          <w:i/>
+        </w:rPr>
+        <w:t xml:space="preserve">Artfaktablad. Naturvård – artfakta. </w:t>
+      </w:r>
+      <w:r>
+        <w:t>SLU Artdatabanken, Uppsala</w:t>
+      </w:r>
+    </w:p>
+    <w:p>
+      <w:pPr>
+        <w:pStyle w:val="Heading1"/>
+      </w:pPr>
+      <w:r>
+        <w:t>Mindre hackspett – ekologi samt krav på livsmiljön</w:t>
+      </w:r>
+    </w:p>
+    <w:p>
+      <w:r>
+        <w:t xml:space="preserve">Mindre hackspett (NT) är rödlistad som nära hotad, fridlyst och prioriterad art i Skogsvårdslagen. Den är typisk art för </w:t>
+      </w:r>
+      <w:r>
+        <w:rPr>
+          <w:i/>
+        </w:rPr>
+        <w:t>9010 Taiga, 9750 Svämlövskog, 9080 Lövsumpskog, 9030 Landhöjningsskog och 9040 Fjällbjörkskog</w:t>
+      </w:r>
+      <w:r>
+        <w:t>. Minskningstakten har uppgått till 25 (10–40) % under de senaste 15 åren och bedöms vara nära gränsvärdet för Sårbar (VU). (A2bc). (SLU Artdatabanken 2021).</w:t>
+      </w:r>
+    </w:p>
+    <w:p>
+      <w:r>
+        <w:t>Den mindre hackspetten lever i löv- och blandskog med förekomst av äldre lövträd, gärna ädellövträd i södra Sverige. Norrut förekommer arten i gamla löv- och blandskogar med al, björk och asp. Ett mycket glest bestånd förekommer i fjällbjörkskogen. Under vintern kan födosök ske även i äldre grandominerad skog, troligen för att den ger bättre skydd mot rovdjur och rovfåglar än ren lövskog. (SLU Artdatabanken, 2021).</w:t>
+      </w:r>
+    </w:p>
+    <w:p>
+      <w:r>
+        <w:t>Arten har stora revir och höga krav när det gäller förekomst av lövskog på landskapsnivå. För att häcka framgångsrikt behöver ett par cirka 40 ha äldre lövdominerad skog inom ett område på upp till 200 ha. Under vintern utsträcks födosöket till ett större område på flera hundra hektar, men varje individ återvänder till samma natthål kväll efter kväll. Arten häckar i murkna lövträdsstammar eller stubbar (oftast klibbal eller björk), vanligen 3–7 meter över marken. Ett nytt bohål hackas ut varje vår (Skogsstyrelsen, 2016 &amp; SLU Artdatabanken, 2021).</w:t>
+      </w:r>
+    </w:p>
+    <w:p>
+      <w:r>
+        <w:t>Den mindre hackspetten missgynnas av gallring i löv- och blandskogar, om lövträd tas bort. Vidare så missgynnas arten starkt genom avverkning av äldre lövträd, dränering och avverkning av al- och björkkärr, röjning eller gallring av täta strandskogar, alkärr samt borttagande av murkna träd och grenar. Nedhuggning av äldre hagmarksbjörkar och alar är också negativt. Arten hotas dessutom av biobränsleuttag i gamla inägomarker och andra lövskogar (Skogsstyrelsen, 2016 &amp; SLU Artdatabanken, 2021).</w:t>
+      </w:r>
+    </w:p>
+    <w:p>
+      <w:pPr>
+        <w:pStyle w:val="Heading2"/>
+      </w:pPr>
+      <w:r>
+        <w:t>Referenser – mindre hackspett</w:t>
+      </w:r>
+    </w:p>
+    <w:p>
+      <w:r>
+        <w:t xml:space="preserve">Skogsstyrelsen, 2016. </w:t>
+      </w:r>
+      <w:r>
+        <w:rPr>
+          <w:i/>
+        </w:rPr>
+        <w:t xml:space="preserve">Vägledning för hänsyn till mindre hackspett. </w:t>
+      </w:r>
+      <w:r>
+        <w:t>https://www.skogsstyrelsen.se/globalassets/lag-och-tillsyn/artskydd/vagledningar-for-hansyn-till-faglar/mindre-hackspett-vagledning-hansyn2.pdf</w:t>
       </w:r>
     </w:p>
     <w:p>
@@ -1037,7 +1130,7 @@
     <w:r>
       <w:tab/>
       <w:tab/>
-      <w:t>2026-03-11</w:t>
+      <w:t>2026-03-12</w:t>
       <w:br/>
       <w:br/>
     </w:r>

--- a/klagomål/A 53614-2025 FSC-klagomål.docx
+++ b/klagomål/A 53614-2025 FSC-klagomål.docx
@@ -1130,7 +1130,7 @@
     <w:r>
       <w:tab/>
       <w:tab/>
-      <w:t>2026-03-12</w:t>
+      <w:t>2026-03-13</w:t>
       <w:br/>
       <w:br/>
     </w:r>

--- a/klagomål/A 53614-2025 FSC-klagomål.docx
+++ b/klagomål/A 53614-2025 FSC-klagomål.docx
@@ -1130,7 +1130,7 @@
     <w:r>
       <w:tab/>
       <w:tab/>
-      <w:t>2026-04-14</w:t>
+      <w:t>2026-04-15</w:t>
       <w:br/>
       <w:br/>
     </w:r>

--- a/klagomål/A 53614-2025 FSC-klagomål.docx
+++ b/klagomål/A 53614-2025 FSC-klagomål.docx
@@ -1130,7 +1130,7 @@
     <w:r>
       <w:tab/>
       <w:tab/>
-      <w:t>2026-04-15</w:t>
+      <w:t>2026-04-16</w:t>
       <w:br/>
       <w:br/>
     </w:r>

--- a/klagomål/A 53614-2025 FSC-klagomål.docx
+++ b/klagomål/A 53614-2025 FSC-klagomål.docx
@@ -1130,7 +1130,7 @@
     <w:r>
       <w:tab/>
       <w:tab/>
-      <w:t>2026-04-16</w:t>
+      <w:t>2026-04-17</w:t>
       <w:br/>
       <w:br/>
     </w:r>

--- a/klagomål/A 53614-2025 FSC-klagomål.docx
+++ b/klagomål/A 53614-2025 FSC-klagomål.docx
@@ -1130,7 +1130,7 @@
     <w:r>
       <w:tab/>
       <w:tab/>
-      <w:t>2026-04-17</w:t>
+      <w:t>2026-04-18</w:t>
       <w:br/>
       <w:br/>
     </w:r>

--- a/klagomål/A 53614-2025 FSC-klagomål.docx
+++ b/klagomål/A 53614-2025 FSC-klagomål.docx
@@ -1130,7 +1130,7 @@
     <w:r>
       <w:tab/>
       <w:tab/>
-      <w:t>2026-04-18</w:t>
+      <w:t>2026-04-19</w:t>
       <w:br/>
       <w:br/>
     </w:r>

--- a/klagomål/A 53614-2025 FSC-klagomål.docx
+++ b/klagomål/A 53614-2025 FSC-klagomål.docx
@@ -1130,7 +1130,7 @@
     <w:r>
       <w:tab/>
       <w:tab/>
-      <w:t>2026-04-19</w:t>
+      <w:t>2026-04-20</w:t>
       <w:br/>
       <w:br/>
     </w:r>

--- a/klagomål/A 53614-2025 FSC-klagomål.docx
+++ b/klagomål/A 53614-2025 FSC-klagomål.docx
@@ -1130,7 +1130,7 @@
     <w:r>
       <w:tab/>
       <w:tab/>
-      <w:t>2026-04-20</w:t>
+      <w:t>2026-04-21</w:t>
       <w:br/>
       <w:br/>
     </w:r>

--- a/klagomål/A 53614-2025 FSC-klagomål.docx
+++ b/klagomål/A 53614-2025 FSC-klagomål.docx
@@ -1130,7 +1130,7 @@
     <w:r>
       <w:tab/>
       <w:tab/>
-      <w:t>2026-04-21</w:t>
+      <w:t>2026-04-22</w:t>
       <w:br/>
       <w:br/>
     </w:r>

--- a/klagomål/A 53614-2025 FSC-klagomål.docx
+++ b/klagomål/A 53614-2025 FSC-klagomål.docx
@@ -1130,7 +1130,7 @@
     <w:r>
       <w:tab/>
       <w:tab/>
-      <w:t>2026-04-22</w:t>
+      <w:t>2026-04-23</w:t>
       <w:br/>
       <w:br/>
     </w:r>

--- a/klagomål/A 53614-2025 FSC-klagomål.docx
+++ b/klagomål/A 53614-2025 FSC-klagomål.docx
@@ -1130,7 +1130,7 @@
     <w:r>
       <w:tab/>
       <w:tab/>
-      <w:t>2026-04-23</w:t>
+      <w:t>2026-04-24</w:t>
       <w:br/>
       <w:br/>
     </w:r>

--- a/klagomål/A 53614-2025 FSC-klagomål.docx
+++ b/klagomål/A 53614-2025 FSC-klagomål.docx
@@ -1130,7 +1130,7 @@
     <w:r>
       <w:tab/>
       <w:tab/>
-      <w:t>2026-04-24</w:t>
+      <w:t>2026-04-25</w:t>
       <w:br/>
       <w:br/>
     </w:r>

--- a/klagomål/A 53614-2025 FSC-klagomål.docx
+++ b/klagomål/A 53614-2025 FSC-klagomål.docx
@@ -1130,7 +1130,7 @@
     <w:r>
       <w:tab/>
       <w:tab/>
-      <w:t>2026-04-25</w:t>
+      <w:t>2026-04-26</w:t>
       <w:br/>
       <w:br/>
     </w:r>

--- a/klagomål/A 53614-2025 FSC-klagomål.docx
+++ b/klagomål/A 53614-2025 FSC-klagomål.docx
@@ -1130,7 +1130,7 @@
     <w:r>
       <w:tab/>
       <w:tab/>
-      <w:t>2026-04-26</w:t>
+      <w:t>2026-04-27</w:t>
       <w:br/>
       <w:br/>
     </w:r>

--- a/klagomål/A 53614-2025 FSC-klagomål.docx
+++ b/klagomål/A 53614-2025 FSC-klagomål.docx
@@ -1130,7 +1130,7 @@
     <w:r>
       <w:tab/>
       <w:tab/>
-      <w:t>2026-04-27</w:t>
+      <w:t>2026-04-28</w:t>
       <w:br/>
       <w:br/>
     </w:r>

--- a/klagomål/A 53614-2025 FSC-klagomål.docx
+++ b/klagomål/A 53614-2025 FSC-klagomål.docx
@@ -1130,7 +1130,7 @@
     <w:r>
       <w:tab/>
       <w:tab/>
-      <w:t>2026-04-28</w:t>
+      <w:t>2026-04-29</w:t>
       <w:br/>
       <w:br/>
     </w:r>

--- a/klagomål/A 53614-2025 FSC-klagomål.docx
+++ b/klagomål/A 53614-2025 FSC-klagomål.docx
@@ -1130,7 +1130,7 @@
     <w:r>
       <w:tab/>
       <w:tab/>
-      <w:t>2026-04-29</w:t>
+      <w:t>2026-04-30</w:t>
       <w:br/>
       <w:br/>
     </w:r>

--- a/klagomål/A 53614-2025 FSC-klagomål.docx
+++ b/klagomål/A 53614-2025 FSC-klagomål.docx
@@ -1130,7 +1130,7 @@
     <w:r>
       <w:tab/>
       <w:tab/>
-      <w:t>2026-04-30</w:t>
+      <w:t>2026-05-01</w:t>
       <w:br/>
       <w:br/>
     </w:r>

--- a/klagomål/A 53614-2025 FSC-klagomål.docx
+++ b/klagomål/A 53614-2025 FSC-klagomål.docx
@@ -1130,7 +1130,7 @@
     <w:r>
       <w:tab/>
       <w:tab/>
-      <w:t>2026-05-01</w:t>
+      <w:t>2026-05-02</w:t>
       <w:br/>
       <w:br/>
     </w:r>

--- a/klagomål/A 53614-2025 FSC-klagomål.docx
+++ b/klagomål/A 53614-2025 FSC-klagomål.docx
@@ -1130,7 +1130,7 @@
     <w:r>
       <w:tab/>
       <w:tab/>
-      <w:t>2026-05-02</w:t>
+      <w:t>2026-05-03</w:t>
       <w:br/>
       <w:br/>
     </w:r>

--- a/klagomål/A 53614-2025 FSC-klagomål.docx
+++ b/klagomål/A 53614-2025 FSC-klagomål.docx
@@ -1128,7 +1128,7 @@
     <w:r>
       <w:tab/>
       <w:tab/>
-      <w:t>2026-07-13</w:t>
+      <w:t>2026-07-14</w:t>
       <w:br/>
       <w:br/>
     </w:r>

--- a/klagomål/A 53614-2025 FSC-klagomål.docx
+++ b/klagomål/A 53614-2025 FSC-klagomål.docx
@@ -1128,7 +1128,7 @@
     <w:r>
       <w:tab/>
       <w:tab/>
-      <w:t>2026-07-14</w:t>
+      <w:t>2026-07-15</w:t>
       <w:br/>
       <w:br/>
     </w:r>

--- a/klagomål/A 53614-2025 FSC-klagomål.docx
+++ b/klagomål/A 53614-2025 FSC-klagomål.docx
@@ -1128,7 +1128,7 @@
     <w:r>
       <w:tab/>
       <w:tab/>
-      <w:t>2026-07-15</w:t>
+      <w:t>2026-07-16</w:t>
       <w:br/>
       <w:br/>
     </w:r>

--- a/klagomål/A 53614-2025 FSC-klagomål.docx
+++ b/klagomål/A 53614-2025 FSC-klagomål.docx
@@ -1128,7 +1128,7 @@
     <w:r>
       <w:tab/>
       <w:tab/>
-      <w:t>2026-07-16</w:t>
+      <w:t>2026-07-17</w:t>
       <w:br/>
       <w:br/>
     </w:r>

--- a/klagomål/A 53614-2025 FSC-klagomål.docx
+++ b/klagomål/A 53614-2025 FSC-klagomål.docx
@@ -1128,7 +1128,7 @@
     <w:r>
       <w:tab/>
       <w:tab/>
-      <w:t>2026-07-17</w:t>
+      <w:t>2026-07-18</w:t>
       <w:br/>
       <w:br/>
     </w:r>

--- a/klagomål/A 53614-2025 FSC-klagomål.docx
+++ b/klagomål/A 53614-2025 FSC-klagomål.docx
@@ -1128,7 +1128,7 @@
     <w:r>
       <w:tab/>
       <w:tab/>
-      <w:t>2026-07-18</w:t>
+      <w:t>2026-07-19</w:t>
       <w:br/>
       <w:br/>
     </w:r>

--- a/klagomål/A 53614-2025 FSC-klagomål.docx
+++ b/klagomål/A 53614-2025 FSC-klagomål.docx
@@ -1128,7 +1128,7 @@
     <w:r>
       <w:tab/>
       <w:tab/>
-      <w:t>2026-07-19</w:t>
+      <w:t>2026-07-20</w:t>
       <w:br/>
       <w:br/>
     </w:r>

--- a/klagomål/A 53614-2025 FSC-klagomål.docx
+++ b/klagomål/A 53614-2025 FSC-klagomål.docx
@@ -1128,7 +1128,7 @@
     <w:r>
       <w:tab/>
       <w:tab/>
-      <w:t>2026-07-20</w:t>
+      <w:t>2026-07-21</w:t>
       <w:br/>
       <w:br/>
     </w:r>

--- a/klagomål/A 53614-2025 FSC-klagomål.docx
+++ b/klagomål/A 53614-2025 FSC-klagomål.docx
@@ -1128,7 +1128,7 @@
     <w:r>
       <w:tab/>
       <w:tab/>
-      <w:t>2026-07-21</w:t>
+      <w:t>2026-07-22</w:t>
       <w:br/>
       <w:br/>
     </w:r>

--- a/klagomål/A 53614-2025 FSC-klagomål.docx
+++ b/klagomål/A 53614-2025 FSC-klagomål.docx
@@ -1128,7 +1128,7 @@
     <w:r>
       <w:tab/>
       <w:tab/>
-      <w:t>2026-07-22</w:t>
+      <w:t>2026-07-23</w:t>
       <w:br/>
       <w:br/>
     </w:r>

--- a/klagomål/A 53614-2025 FSC-klagomål.docx
+++ b/klagomål/A 53614-2025 FSC-klagomål.docx
@@ -1128,7 +1128,7 @@
     <w:r>
       <w:tab/>
       <w:tab/>
-      <w:t>2026-07-23</w:t>
+      <w:t>2026-07-24</w:t>
       <w:br/>
       <w:br/>
     </w:r>

--- a/klagomål/A 53614-2025 FSC-klagomål.docx
+++ b/klagomål/A 53614-2025 FSC-klagomål.docx
@@ -1128,7 +1128,7 @@
     <w:r>
       <w:tab/>
       <w:tab/>
-      <w:t>2026-07-24</w:t>
+      <w:t>2026-07-25</w:t>
       <w:br/>
       <w:br/>
     </w:r>

--- a/klagomål/A 53614-2025 FSC-klagomål.docx
+++ b/klagomål/A 53614-2025 FSC-klagomål.docx
@@ -1128,7 +1128,7 @@
     <w:r>
       <w:tab/>
       <w:tab/>
-      <w:t>2026-07-25</w:t>
+      <w:t>2026-07-26</w:t>
       <w:br/>
       <w:br/>
     </w:r>

--- a/klagomål/A 53614-2025 FSC-klagomål.docx
+++ b/klagomål/A 53614-2025 FSC-klagomål.docx
@@ -1128,7 +1128,7 @@
     <w:r>
       <w:tab/>
       <w:tab/>
-      <w:t>2026-07-26</w:t>
+      <w:t>2026-07-27</w:t>
       <w:br/>
       <w:br/>
     </w:r>

--- a/klagomål/A 53614-2025 FSC-klagomål.docx
+++ b/klagomål/A 53614-2025 FSC-klagomål.docx
@@ -1128,7 +1128,7 @@
     <w:r>
       <w:tab/>
       <w:tab/>
-      <w:t>2026-07-27</w:t>
+      <w:t>2026-07-28</w:t>
       <w:br/>
       <w:br/>
     </w:r>

--- a/klagomål/A 53614-2025 FSC-klagomål.docx
+++ b/klagomål/A 53614-2025 FSC-klagomål.docx
@@ -1128,7 +1128,7 @@
     <w:r>
       <w:tab/>
       <w:tab/>
-      <w:t>2026-07-28</w:t>
+      <w:t>2026-07-29</w:t>
       <w:br/>
       <w:br/>
     </w:r>

--- a/klagomål/A 53614-2025 FSC-klagomål.docx
+++ b/klagomål/A 53614-2025 FSC-klagomål.docx
@@ -1128,7 +1128,7 @@
     <w:r>
       <w:tab/>
       <w:tab/>
-      <w:t>2026-07-29</w:t>
+      <w:t>2026-07-30</w:t>
       <w:br/>
       <w:br/>
     </w:r>

--- a/klagomål/A 53614-2025 FSC-klagomål.docx
+++ b/klagomål/A 53614-2025 FSC-klagomål.docx
@@ -1128,7 +1128,7 @@
     <w:r>
       <w:tab/>
       <w:tab/>
-      <w:t>2026-07-30</w:t>
+      <w:t>2026-07-31</w:t>
       <w:br/>
       <w:br/>
     </w:r>

--- a/klagomål/A 53614-2025 FSC-klagomål.docx
+++ b/klagomål/A 53614-2025 FSC-klagomål.docx
@@ -1128,7 +1128,7 @@
     <w:r>
       <w:tab/>
       <w:tab/>
-      <w:t>2026-07-31</w:t>
+      <w:t>2026-08-01</w:t>
       <w:br/>
       <w:br/>
     </w:r>

--- a/klagomål/A 53614-2025 FSC-klagomål.docx
+++ b/klagomål/A 53614-2025 FSC-klagomål.docx
@@ -1128,7 +1128,7 @@
     <w:r>
       <w:tab/>
       <w:tab/>
-      <w:t>2026-08-01</w:t>
+      <w:t>2026-08-02</w:t>
       <w:br/>
       <w:br/>
     </w:r>

--- a/klagomål/A 53614-2025 FSC-klagomål.docx
+++ b/klagomål/A 53614-2025 FSC-klagomål.docx
@@ -1128,7 +1128,7 @@
     <w:r>
       <w:tab/>
       <w:tab/>
-      <w:t>2026-08-02</w:t>
+      <w:t>2026-08-03</w:t>
       <w:br/>
       <w:br/>
     </w:r>

--- a/klagomål/A 53614-2025 FSC-klagomål.docx
+++ b/klagomål/A 53614-2025 FSC-klagomål.docx
@@ -1128,7 +1128,7 @@
     <w:r>
       <w:tab/>
       <w:tab/>
-      <w:t>2026-08-03</w:t>
+      <w:t>2026-08-05</w:t>
       <w:br/>
       <w:br/>
     </w:r>

--- a/klagomål/A 53614-2025 FSC-klagomål.docx
+++ b/klagomål/A 53614-2025 FSC-klagomål.docx
@@ -1128,7 +1128,7 @@
     <w:r>
       <w:tab/>
       <w:tab/>
-      <w:t>2026-08-05</w:t>
+      <w:t>2026-08-07</w:t>
       <w:br/>
       <w:br/>
     </w:r>

--- a/klagomål/A 53614-2025 FSC-klagomål.docx
+++ b/klagomål/A 53614-2025 FSC-klagomål.docx
@@ -1128,7 +1128,7 @@
     <w:r>
       <w:tab/>
       <w:tab/>
-      <w:t>2026-08-07</w:t>
+      <w:t>2026-08-08</w:t>
       <w:br/>
       <w:br/>
     </w:r>

--- a/klagomål/A 53614-2025 FSC-klagomål.docx
+++ b/klagomål/A 53614-2025 FSC-klagomål.docx
@@ -216,7 +216,7 @@
         <w:spacing w:after="240"/>
       </w:pPr>
       <w:r>
-        <w:t>Figur 1. Fyndplatser för naturvårdsarter i och inom 24 meter från avverkningsanmälan. Markörer utan svart kant är placerade på fyndplatsen. Markörer med svart kant är placerade vid sidan av fyndplatsen har ett svart streck som visar fyndplatsens exakta position. Kartans mittpunktskoordinat är N 6214581, E 398831 i SWEREF 99 TM.</w:t>
+        <w:t>Figur 1. Fyndplatser för naturvårdsarter i och inom 24 meter från avverkningsanmälan. Markörer utan svart kant är placerade på fyndplatsen. Markörer med svart kant är placerade vid sidan av fyndplatsen och har ett svart streck som visar fyndplatsens exakta position. Kartans mittpunktskoordinat är N 6214581, E 398831 i SWEREF 99 TM.</w:t>
       </w:r>
     </w:p>
     <w:p>
@@ -1128,7 +1128,7 @@
     <w:r>
       <w:tab/>
       <w:tab/>
-      <w:t>2026-08-14</w:t>
+      <w:t>2026-08-15</w:t>
       <w:br/>
       <w:br/>
     </w:r>

--- a/klagomål/A 53614-2025 FSC-klagomål.docx
+++ b/klagomål/A 53614-2025 FSC-klagomål.docx
@@ -1128,7 +1128,7 @@
     <w:r>
       <w:tab/>
       <w:tab/>
-      <w:t>2026-08-15</w:t>
+      <w:t>2026-08-16</w:t>
       <w:br/>
       <w:br/>
     </w:r>

--- a/klagomål/A 53614-2025 FSC-klagomål.docx
+++ b/klagomål/A 53614-2025 FSC-klagomål.docx
@@ -1128,7 +1128,7 @@
     <w:r>
       <w:tab/>
       <w:tab/>
-      <w:t>2026-08-16</w:t>
+      <w:t>2026-08-17</w:t>
       <w:br/>
       <w:br/>
     </w:r>

--- a/klagomål/A 53614-2025 FSC-klagomål.docx
+++ b/klagomål/A 53614-2025 FSC-klagomål.docx
@@ -1128,7 +1128,7 @@
     <w:r>
       <w:tab/>
       <w:tab/>
-      <w:t>2026-08-17</w:t>
+      <w:t>2026-08-18</w:t>
       <w:br/>
       <w:br/>
     </w:r>

--- a/klagomål/A 53614-2025 FSC-klagomål.docx
+++ b/klagomål/A 53614-2025 FSC-klagomål.docx
@@ -1128,7 +1128,7 @@
     <w:r>
       <w:tab/>
       <w:tab/>
-      <w:t>2026-08-18</w:t>
+      <w:t>2026-08-19</w:t>
       <w:br/>
       <w:br/>
     </w:r>

--- a/klagomål/A 53614-2025 FSC-klagomål.docx
+++ b/klagomål/A 53614-2025 FSC-klagomål.docx
@@ -1128,7 +1128,7 @@
     <w:r>
       <w:tab/>
       <w:tab/>
-      <w:t>2026-08-19</w:t>
+      <w:t>2026-08-20</w:t>
       <w:br/>
       <w:br/>
     </w:r>

--- a/klagomål/A 53614-2025 FSC-klagomål.docx
+++ b/klagomål/A 53614-2025 FSC-klagomål.docx
@@ -1128,7 +1128,7 @@
     <w:r>
       <w:tab/>
       <w:tab/>
-      <w:t>2026-08-20</w:t>
+      <w:t>2026-08-21</w:t>
       <w:br/>
       <w:br/>
     </w:r>

--- a/klagomål/A 53614-2025 FSC-klagomål.docx
+++ b/klagomål/A 53614-2025 FSC-klagomål.docx
@@ -1128,7 +1128,7 @@
     <w:r>
       <w:tab/>
       <w:tab/>
-      <w:t>2026-08-21</w:t>
+      <w:t>2026-08-22</w:t>
       <w:br/>
       <w:br/>
     </w:r>

--- a/klagomål/A 53614-2025 FSC-klagomål.docx
+++ b/klagomål/A 53614-2025 FSC-klagomål.docx
@@ -1128,7 +1128,7 @@
     <w:r>
       <w:tab/>
       <w:tab/>
-      <w:t>2026-08-22</w:t>
+      <w:t>2026-08-23</w:t>
       <w:br/>
       <w:br/>
     </w:r>

--- a/klagomål/A 53614-2025 FSC-klagomål.docx
+++ b/klagomål/A 53614-2025 FSC-klagomål.docx
@@ -1128,7 +1128,7 @@
     <w:r>
       <w:tab/>
       <w:tab/>
-      <w:t>2026-08-23</w:t>
+      <w:t>2026-08-24</w:t>
       <w:br/>
       <w:br/>
     </w:r>

--- a/klagomål/A 53614-2025 FSC-klagomål.docx
+++ b/klagomål/A 53614-2025 FSC-klagomål.docx
@@ -1128,7 +1128,7 @@
     <w:r>
       <w:tab/>
       <w:tab/>
-      <w:t>2026-08-24</w:t>
+      <w:t>2026-08-25</w:t>
       <w:br/>
       <w:br/>
     </w:r>

--- a/klagomål/A 53614-2025 FSC-klagomål.docx
+++ b/klagomål/A 53614-2025 FSC-klagomål.docx
@@ -1128,7 +1128,7 @@
     <w:r>
       <w:tab/>
       <w:tab/>
-      <w:t>2026-08-25</w:t>
+      <w:t>2026-08-26</w:t>
       <w:br/>
       <w:br/>
     </w:r>

--- a/klagomål/A 53614-2025 FSC-klagomål.docx
+++ b/klagomål/A 53614-2025 FSC-klagomål.docx
@@ -1128,7 +1128,7 @@
     <w:r>
       <w:tab/>
       <w:tab/>
-      <w:t>2026-08-26</w:t>
+      <w:t>2026-08-27</w:t>
       <w:br/>
       <w:br/>
     </w:r>

--- a/klagomål/A 53614-2025 FSC-klagomål.docx
+++ b/klagomål/A 53614-2025 FSC-klagomål.docx
@@ -1128,7 +1128,7 @@
     <w:r>
       <w:tab/>
       <w:tab/>
-      <w:t>2026-08-27</w:t>
+      <w:t>2026-08-28</w:t>
       <w:br/>
       <w:br/>
     </w:r>

--- a/klagomål/A 53614-2025 FSC-klagomål.docx
+++ b/klagomål/A 53614-2025 FSC-klagomål.docx
@@ -1128,7 +1128,7 @@
     <w:r>
       <w:tab/>
       <w:tab/>
-      <w:t>2026-08-28</w:t>
+      <w:t>2026-08-29</w:t>
       <w:br/>
       <w:br/>
     </w:r>

--- a/klagomål/A 53614-2025 FSC-klagomål.docx
+++ b/klagomål/A 53614-2025 FSC-klagomål.docx
@@ -1128,7 +1128,7 @@
     <w:r>
       <w:tab/>
       <w:tab/>
-      <w:t>2026-08-29</w:t>
+      <w:t>2026-08-31</w:t>
       <w:br/>
       <w:br/>
     </w:r>

--- a/klagomål/A 53614-2025 FSC-klagomål.docx
+++ b/klagomål/A 53614-2025 FSC-klagomål.docx
@@ -1128,7 +1128,7 @@
     <w:r>
       <w:tab/>
       <w:tab/>
-      <w:t>2026-08-31</w:t>
+      <w:t>2026-09-01</w:t>
       <w:br/>
       <w:br/>
     </w:r>

--- a/klagomål/A 53614-2025 FSC-klagomål.docx
+++ b/klagomål/A 53614-2025 FSC-klagomål.docx
@@ -1128,7 +1128,7 @@
     <w:r>
       <w:tab/>
       <w:tab/>
-      <w:t>2026-09-01</w:t>
+      <w:t>2026-09-02</w:t>
       <w:br/>
       <w:br/>
     </w:r>

--- a/klagomål/A 53614-2025 FSC-klagomål.docx
+++ b/klagomål/A 53614-2025 FSC-klagomål.docx
@@ -1128,7 +1128,7 @@
     <w:r>
       <w:tab/>
       <w:tab/>
-      <w:t>2026-09-02</w:t>
+      <w:t>2026-09-03</w:t>
       <w:br/>
       <w:br/>
     </w:r>

--- a/klagomål/A 53614-2025 FSC-klagomål.docx
+++ b/klagomål/A 53614-2025 FSC-klagomål.docx
@@ -1128,7 +1128,7 @@
     <w:r>
       <w:tab/>
       <w:tab/>
-      <w:t>2026-09-03</w:t>
+      <w:t>2026-09-04</w:t>
       <w:br/>
       <w:br/>
     </w:r>

--- a/klagomål/A 53614-2025 FSC-klagomål.docx
+++ b/klagomål/A 53614-2025 FSC-klagomål.docx
@@ -1128,7 +1128,7 @@
     <w:r>
       <w:tab/>
       <w:tab/>
-      <w:t>2026-09-04</w:t>
+      <w:t>2026-09-05</w:t>
       <w:br/>
       <w:br/>
     </w:r>
